--- a/lessons/7-3/downloads/reveal/7.3-session-1-practice-form-b.docx
+++ b/lessons/7-3/downloads/reveal/7.3-session-1-practice-form-b.docx
@@ -15,7 +15,7 @@
         <w:rPr>
           <w:rFonts w:ascii="Avenir Next" w:hAnsi="Avenir Next" w:cs="Avenir Next" w:eastAsia="Avenir Next"/>
           <w:color w:val="1A1A1A"/>
-          <w:sz w:val="20"/>
+          <w:sz w:val="22"/>
           <w:szCs w:val="20"/>
         </w:rPr>
         <w:t xml:space="preserve">Name</w:t>
@@ -33,7 +33,7 @@
         <w:rPr>
           <w:rFonts w:ascii="Avenir Next" w:hAnsi="Avenir Next" w:cs="Avenir Next" w:eastAsia="Avenir Next"/>
           <w:color w:val="1A1A1A"/>
-          <w:sz w:val="20"/>
+          <w:sz w:val="22"/>
           <w:szCs w:val="20"/>
         </w:rPr>
         <w:t xml:space="preserve">   Date</w:t>
@@ -51,7 +51,7 @@
         <w:rPr>
           <w:rFonts w:ascii="Avenir Next" w:hAnsi="Avenir Next" w:cs="Avenir Next" w:eastAsia="Avenir Next"/>
           <w:color w:val="1A1A1A"/>
-          <w:sz w:val="20"/>
+          <w:sz w:val="22"/>
           <w:szCs w:val="20"/>
         </w:rPr>
         <w:t xml:space="preserve">   Period</w:t>
@@ -78,7 +78,7 @@
           <w:caps/>
           <w:color w:val="003A70"/>
           <w:spacing w:val="12"/>
-          <w:sz w:val="19"/>
+          <w:sz w:val="22"/>
           <w:szCs w:val="19"/>
         </w:rPr>
         <w:t xml:space="preserve">Lesson 7-3  ·  Session 1  ·  Practice  ·  Form B</w:t>
@@ -86,6 +86,7 @@
     </w:p>
     <w:p>
       <w:pPr>
+        <w:pStyle w:val="Heading1"/>
         <w:keepNext/>
         <w:spacing w:before="0" w:after="10" w:line="240" w:lineRule="auto"/>
       </w:pPr>
@@ -111,7 +112,7 @@
         <w:rPr>
           <w:rFonts w:ascii="Avenir Next" w:hAnsi="Avenir Next" w:cs="Avenir Next" w:eastAsia="Avenir Next"/>
           <w:color w:val="5A5F66"/>
-          <w:sz w:val="17"/>
+          <w:sz w:val="22"/>
           <w:szCs w:val="17"/>
         </w:rPr>
         <w:t xml:space="preserve">Learning target — I can use absolute value to describe how far a number is from zero.</w:t>
@@ -128,7 +129,7 @@
     </w:p>
     <w:p>
       <w:pPr>
-        <w:spacing w:before="0" w:after="0" w:line="60" w:lineRule="auto"/>
+        <w:spacing w:before="0" w:after="0" w:line="50" w:lineRule="exact"/>
       </w:pPr>
     </w:p>
     <w:tbl>
@@ -167,6 +168,7 @@
           </w:tcPr>
           <w:p>
             <w:pPr>
+              <w:pStyle w:val="Heading2"/>
               <w:spacing w:before="0" w:after="40" w:line="264" w:lineRule="auto"/>
             </w:pPr>
             <w:r>
@@ -194,35 +196,35 @@
                 <w:rFonts w:ascii="Avenir Next" w:hAnsi="Avenir Next" w:cs="Avenir Next" w:eastAsia="Avenir Next"/>
                 <w:b/>
                 <w:color w:val="003A70"/>
+                <w:sz w:val="22"/>
+                <w:szCs w:val="18"/>
+              </w:rPr>
+              <w:t xml:space="preserve">•</w:t>
+            </w:r>
+            <w:r>
+              <w:rPr>
+                <w:rFonts w:ascii="Avenir Next" w:hAnsi="Avenir Next" w:cs="Avenir Next" w:eastAsia="Avenir Next"/>
+                <w:color w:val="1A1A1A"/>
                 <w:sz w:val="18"/>
                 <w:szCs w:val="18"/>
               </w:rPr>
-              <w:t xml:space="preserve">•</w:t>
-            </w:r>
-            <w:r>
-              <w:rPr>
-                <w:rFonts w:ascii="Avenir Next" w:hAnsi="Avenir Next" w:cs="Avenir Next" w:eastAsia="Avenir Next"/>
-                <w:color w:val="1A1A1A"/>
-                <w:sz w:val="18"/>
+              <w:tab/>
+            </w:r>
+            <w:r>
+              <w:rPr>
+                <w:rFonts w:ascii="Avenir Next" w:hAnsi="Avenir Next" w:cs="Avenir Next" w:eastAsia="Avenir Next"/>
+                <w:b/>
+                <w:color w:val="1A1A1A"/>
+                <w:sz w:val="22"/>
                 <w:szCs w:val="18"/>
               </w:rPr>
-              <w:tab/>
-            </w:r>
-            <w:r>
-              <w:rPr>
-                <w:rFonts w:ascii="Avenir Next" w:hAnsi="Avenir Next" w:cs="Avenir Next" w:eastAsia="Avenir Next"/>
-                <w:b/>
-                <w:color w:val="1A1A1A"/>
-                <w:sz w:val="18"/>
-                <w:szCs w:val="18"/>
-              </w:rPr>
               <w:t xml:space="preserve">Absolute value</w:t>
             </w:r>
             <w:r>
               <w:rPr>
                 <w:rFonts w:ascii="Avenir Next" w:hAnsi="Avenir Next" w:cs="Avenir Next" w:eastAsia="Avenir Next"/>
                 <w:color w:val="1A1A1A"/>
-                <w:sz w:val="18"/>
+                <w:sz w:val="22"/>
                 <w:szCs w:val="18"/>
               </w:rPr>
               <w:t xml:space="preserve"> is how far a number is from 0. Write it with bars: |−4| = 4 and |4| = 4.</w:t>
@@ -241,44 +243,44 @@
                 <w:rFonts w:ascii="Avenir Next" w:hAnsi="Avenir Next" w:cs="Avenir Next" w:eastAsia="Avenir Next"/>
                 <w:b/>
                 <w:color w:val="003A70"/>
+                <w:sz w:val="22"/>
+                <w:szCs w:val="18"/>
+              </w:rPr>
+              <w:t xml:space="preserve">•</w:t>
+            </w:r>
+            <w:r>
+              <w:rPr>
+                <w:rFonts w:ascii="Avenir Next" w:hAnsi="Avenir Next" w:cs="Avenir Next" w:eastAsia="Avenir Next"/>
+                <w:color w:val="1A1A1A"/>
                 <w:sz w:val="18"/>
                 <w:szCs w:val="18"/>
               </w:rPr>
-              <w:t xml:space="preserve">•</w:t>
-            </w:r>
-            <w:r>
-              <w:rPr>
-                <w:rFonts w:ascii="Avenir Next" w:hAnsi="Avenir Next" w:cs="Avenir Next" w:eastAsia="Avenir Next"/>
-                <w:color w:val="1A1A1A"/>
-                <w:sz w:val="18"/>
+              <w:tab/>
+            </w:r>
+            <w:r>
+              <w:rPr>
+                <w:rFonts w:ascii="Avenir Next" w:hAnsi="Avenir Next" w:cs="Avenir Next" w:eastAsia="Avenir Next"/>
+                <w:color w:val="1A1A1A"/>
+                <w:sz w:val="22"/>
                 <w:szCs w:val="18"/>
               </w:rPr>
-              <w:tab/>
-            </w:r>
-            <w:r>
-              <w:rPr>
-                <w:rFonts w:ascii="Avenir Next" w:hAnsi="Avenir Next" w:cs="Avenir Next" w:eastAsia="Avenir Next"/>
-                <w:color w:val="1A1A1A"/>
-                <w:sz w:val="18"/>
+              <w:t xml:space="preserve">Distance is never negative, so </w:t>
+            </w:r>
+            <w:r>
+              <w:rPr>
+                <w:rFonts w:ascii="Avenir Next" w:hAnsi="Avenir Next" w:cs="Avenir Next" w:eastAsia="Avenir Next"/>
+                <w:b/>
+                <w:color w:val="1A1A1A"/>
+                <w:sz w:val="22"/>
                 <w:szCs w:val="18"/>
               </w:rPr>
-              <w:t xml:space="preserve">Distance is never negative, so </w:t>
-            </w:r>
-            <w:r>
-              <w:rPr>
-                <w:rFonts w:ascii="Avenir Next" w:hAnsi="Avenir Next" w:cs="Avenir Next" w:eastAsia="Avenir Next"/>
-                <w:b/>
-                <w:color w:val="1A1A1A"/>
-                <w:sz w:val="18"/>
-                <w:szCs w:val="18"/>
-              </w:rPr>
               <w:t xml:space="preserve">absolute value is never negative</w:t>
             </w:r>
             <w:r>
               <w:rPr>
                 <w:rFonts w:ascii="Avenir Next" w:hAnsi="Avenir Next" w:cs="Avenir Next" w:eastAsia="Avenir Next"/>
                 <w:color w:val="1A1A1A"/>
-                <w:sz w:val="18"/>
+                <w:sz w:val="22"/>
                 <w:szCs w:val="18"/>
               </w:rPr>
               <w:t xml:space="preserve">.</w:t>
@@ -297,54 +299,54 @@
                 <w:rFonts w:ascii="Avenir Next" w:hAnsi="Avenir Next" w:cs="Avenir Next" w:eastAsia="Avenir Next"/>
                 <w:b/>
                 <w:color w:val="003A70"/>
+                <w:sz w:val="22"/>
+                <w:szCs w:val="18"/>
+              </w:rPr>
+              <w:t xml:space="preserve">•</w:t>
+            </w:r>
+            <w:r>
+              <w:rPr>
+                <w:rFonts w:ascii="Avenir Next" w:hAnsi="Avenir Next" w:cs="Avenir Next" w:eastAsia="Avenir Next"/>
+                <w:color w:val="1A1A1A"/>
                 <w:sz w:val="18"/>
                 <w:szCs w:val="18"/>
               </w:rPr>
-              <w:t xml:space="preserve">•</w:t>
-            </w:r>
-            <w:r>
-              <w:rPr>
-                <w:rFonts w:ascii="Avenir Next" w:hAnsi="Avenir Next" w:cs="Avenir Next" w:eastAsia="Avenir Next"/>
-                <w:color w:val="1A1A1A"/>
-                <w:sz w:val="18"/>
+              <w:tab/>
+            </w:r>
+            <w:r>
+              <w:rPr>
+                <w:rFonts w:ascii="Avenir Next" w:hAnsi="Avenir Next" w:cs="Avenir Next" w:eastAsia="Avenir Next"/>
+                <w:b/>
+                <w:color w:val="1A1A1A"/>
+                <w:sz w:val="22"/>
                 <w:szCs w:val="18"/>
               </w:rPr>
-              <w:tab/>
-            </w:r>
-            <w:r>
-              <w:rPr>
-                <w:rFonts w:ascii="Avenir Next" w:hAnsi="Avenir Next" w:cs="Avenir Next" w:eastAsia="Avenir Next"/>
-                <w:b/>
-                <w:color w:val="1A1A1A"/>
-                <w:sz w:val="18"/>
+              <w:t xml:space="preserve">Greater</w:t>
+            </w:r>
+            <w:r>
+              <w:rPr>
+                <w:rFonts w:ascii="Avenir Next" w:hAnsi="Avenir Next" w:cs="Avenir Next" w:eastAsia="Avenir Next"/>
+                <w:color w:val="1A1A1A"/>
+                <w:sz w:val="22"/>
                 <w:szCs w:val="18"/>
               </w:rPr>
-              <w:t xml:space="preserve">Greater</w:t>
-            </w:r>
-            <w:r>
-              <w:rPr>
-                <w:rFonts w:ascii="Avenir Next" w:hAnsi="Avenir Next" w:cs="Avenir Next" w:eastAsia="Avenir Next"/>
-                <w:color w:val="1A1A1A"/>
-                <w:sz w:val="18"/>
+              <w:t xml:space="preserve"> means farther right. </w:t>
+            </w:r>
+            <w:r>
+              <w:rPr>
+                <w:rFonts w:ascii="Avenir Next" w:hAnsi="Avenir Next" w:cs="Avenir Next" w:eastAsia="Avenir Next"/>
+                <w:b/>
+                <w:color w:val="1A1A1A"/>
+                <w:sz w:val="22"/>
                 <w:szCs w:val="18"/>
               </w:rPr>
-              <w:t xml:space="preserve"> means farther right. </w:t>
-            </w:r>
-            <w:r>
-              <w:rPr>
-                <w:rFonts w:ascii="Avenir Next" w:hAnsi="Avenir Next" w:cs="Avenir Next" w:eastAsia="Avenir Next"/>
-                <w:b/>
-                <w:color w:val="1A1A1A"/>
-                <w:sz w:val="18"/>
-                <w:szCs w:val="18"/>
-              </w:rPr>
               <w:t xml:space="preserve">Farther from 0</w:t>
             </w:r>
             <w:r>
               <w:rPr>
                 <w:rFonts w:ascii="Avenir Next" w:hAnsi="Avenir Next" w:cs="Avenir Next" w:eastAsia="Avenir Next"/>
                 <w:color w:val="1A1A1A"/>
-                <w:sz w:val="18"/>
+                <w:sz w:val="22"/>
                 <w:szCs w:val="18"/>
               </w:rPr>
               <w:t xml:space="preserve"> means a bigger absolute value. −9 is farther from 0 than 4, but 4 is greater.</w:t>
@@ -359,6 +361,7 @@
           </w:tcPr>
           <w:p>
             <w:pPr>
+              <w:pStyle w:val="Heading2"/>
               <w:spacing w:before="0" w:after="40" w:line="264" w:lineRule="auto"/>
             </w:pPr>
             <w:r>
@@ -381,7 +384,7 @@
               <w:rPr>
                 <w:rFonts w:ascii="Avenir Next" w:hAnsi="Avenir Next" w:cs="Avenir Next" w:eastAsia="Avenir Next"/>
                 <w:color w:val="1A1A1A"/>
-                <w:sz w:val="17"/>
+                <w:sz w:val="22"/>
                 <w:szCs w:val="17"/>
               </w:rPr>
               <w:t xml:space="preserve">Find |−13| and |6|. Which number is farther from 0?</w:t>
@@ -400,25 +403,25 @@
                 <w:rFonts w:ascii="Avenir Next" w:hAnsi="Avenir Next" w:cs="Avenir Next" w:eastAsia="Avenir Next"/>
                 <w:b/>
                 <w:color w:val="003A70"/>
+                <w:sz w:val="22"/>
+                <w:szCs w:val="17"/>
+              </w:rPr>
+              <w:t xml:space="preserve">Step 1</w:t>
+            </w:r>
+            <w:r>
+              <w:rPr>
+                <w:rFonts w:ascii="Avenir Next" w:hAnsi="Avenir Next" w:cs="Avenir Next" w:eastAsia="Avenir Next"/>
+                <w:color w:val="1A1A1A"/>
                 <w:sz w:val="17"/>
                 <w:szCs w:val="17"/>
               </w:rPr>
-              <w:t xml:space="preserve">Step 1</w:t>
-            </w:r>
-            <w:r>
-              <w:rPr>
-                <w:rFonts w:ascii="Avenir Next" w:hAnsi="Avenir Next" w:cs="Avenir Next" w:eastAsia="Avenir Next"/>
-                <w:color w:val="1A1A1A"/>
-                <w:sz w:val="17"/>
-                <w:szCs w:val="17"/>
-              </w:rPr>
               <w:tab/>
             </w:r>
             <w:r>
               <w:rPr>
                 <w:rFonts w:ascii="Avenir Next" w:hAnsi="Avenir Next" w:cs="Avenir Next" w:eastAsia="Avenir Next"/>
                 <w:color w:val="1A1A1A"/>
-                <w:sz w:val="17"/>
+                <w:sz w:val="22"/>
                 <w:szCs w:val="17"/>
               </w:rPr>
               <w:t xml:space="preserve">−13 is 13 units left of 0, so |−13| = 13.</w:t>
@@ -437,25 +440,25 @@
                 <w:rFonts w:ascii="Avenir Next" w:hAnsi="Avenir Next" w:cs="Avenir Next" w:eastAsia="Avenir Next"/>
                 <w:b/>
                 <w:color w:val="003A70"/>
+                <w:sz w:val="22"/>
+                <w:szCs w:val="17"/>
+              </w:rPr>
+              <w:t xml:space="preserve">Step 2</w:t>
+            </w:r>
+            <w:r>
+              <w:rPr>
+                <w:rFonts w:ascii="Avenir Next" w:hAnsi="Avenir Next" w:cs="Avenir Next" w:eastAsia="Avenir Next"/>
+                <w:color w:val="1A1A1A"/>
                 <w:sz w:val="17"/>
                 <w:szCs w:val="17"/>
               </w:rPr>
-              <w:t xml:space="preserve">Step 2</w:t>
-            </w:r>
-            <w:r>
-              <w:rPr>
-                <w:rFonts w:ascii="Avenir Next" w:hAnsi="Avenir Next" w:cs="Avenir Next" w:eastAsia="Avenir Next"/>
-                <w:color w:val="1A1A1A"/>
-                <w:sz w:val="17"/>
-                <w:szCs w:val="17"/>
-              </w:rPr>
               <w:tab/>
             </w:r>
             <w:r>
               <w:rPr>
                 <w:rFonts w:ascii="Avenir Next" w:hAnsi="Avenir Next" w:cs="Avenir Next" w:eastAsia="Avenir Next"/>
                 <w:color w:val="1A1A1A"/>
-                <w:sz w:val="17"/>
+                <w:sz w:val="22"/>
                 <w:szCs w:val="17"/>
               </w:rPr>
               <w:t xml:space="preserve">6 is 6 units right of 0, so |6| = 6.</w:t>
@@ -474,25 +477,25 @@
                 <w:rFonts w:ascii="Avenir Next" w:hAnsi="Avenir Next" w:cs="Avenir Next" w:eastAsia="Avenir Next"/>
                 <w:b/>
                 <w:color w:val="003A70"/>
+                <w:sz w:val="22"/>
+                <w:szCs w:val="17"/>
+              </w:rPr>
+              <w:t xml:space="preserve">Step 3</w:t>
+            </w:r>
+            <w:r>
+              <w:rPr>
+                <w:rFonts w:ascii="Avenir Next" w:hAnsi="Avenir Next" w:cs="Avenir Next" w:eastAsia="Avenir Next"/>
+                <w:color w:val="1A1A1A"/>
                 <w:sz w:val="17"/>
                 <w:szCs w:val="17"/>
               </w:rPr>
-              <w:t xml:space="preserve">Step 3</w:t>
-            </w:r>
-            <w:r>
-              <w:rPr>
-                <w:rFonts w:ascii="Avenir Next" w:hAnsi="Avenir Next" w:cs="Avenir Next" w:eastAsia="Avenir Next"/>
-                <w:color w:val="1A1A1A"/>
-                <w:sz w:val="17"/>
-                <w:szCs w:val="17"/>
-              </w:rPr>
               <w:tab/>
             </w:r>
             <w:r>
               <w:rPr>
                 <w:rFonts w:ascii="Avenir Next" w:hAnsi="Avenir Next" w:cs="Avenir Next" w:eastAsia="Avenir Next"/>
                 <w:color w:val="1A1A1A"/>
-                <w:sz w:val="17"/>
+                <w:sz w:val="22"/>
                 <w:szCs w:val="17"/>
               </w:rPr>
               <w:t xml:space="preserve">Compare the distances: 13 &gt; 6.</w:t>
@@ -511,18 +514,18 @@
                 <w:rFonts w:ascii="Avenir Next" w:hAnsi="Avenir Next" w:cs="Avenir Next" w:eastAsia="Avenir Next"/>
                 <w:b/>
                 <w:color w:val="1A1A1A"/>
+                <w:sz w:val="22"/>
+                <w:szCs w:val="17"/>
+              </w:rPr>
+              <w:t xml:space="preserve">Answer</w:t>
+            </w:r>
+            <w:r>
+              <w:rPr>
+                <w:rFonts w:ascii="Avenir Next" w:hAnsi="Avenir Next" w:cs="Avenir Next" w:eastAsia="Avenir Next"/>
+                <w:color w:val="1A1A1A"/>
                 <w:sz w:val="17"/>
                 <w:szCs w:val="17"/>
               </w:rPr>
-              <w:t xml:space="preserve">Answer</w:t>
-            </w:r>
-            <w:r>
-              <w:rPr>
-                <w:rFonts w:ascii="Avenir Next" w:hAnsi="Avenir Next" w:cs="Avenir Next" w:eastAsia="Avenir Next"/>
-                <w:color w:val="1A1A1A"/>
-                <w:sz w:val="17"/>
-                <w:szCs w:val="17"/>
-              </w:rPr>
               <w:tab/>
             </w:r>
             <w:r>
@@ -530,7 +533,7 @@
                 <w:rFonts w:ascii="Avenir Next" w:hAnsi="Avenir Next" w:cs="Avenir Next" w:eastAsia="Avenir Next"/>
                 <w:b/>
                 <w:color w:val="1A1A1A"/>
-                <w:sz w:val="17"/>
+                <w:sz w:val="22"/>
                 <w:szCs w:val="17"/>
               </w:rPr>
               <w:t xml:space="preserve">−13 is farther from 0</w:t>
@@ -559,7 +562,7 @@
           <w:rFonts w:ascii="Avenir Next" w:hAnsi="Avenir Next" w:cs="Avenir Next" w:eastAsia="Avenir Next"/>
           <w:b/>
           <w:color w:val="1A1A1A"/>
-          <w:sz w:val="17"/>
+          <w:sz w:val="22"/>
           <w:szCs w:val="17"/>
         </w:rPr>
         <w:t xml:space="preserve">absolute value</w:t>
@@ -569,7 +572,7 @@
           <w:rFonts w:ascii="Avenir Next" w:hAnsi="Avenir Next" w:cs="Avenir Next" w:eastAsia="Avenir Next"/>
           <w:i/>
           <w:color w:val="5A5F66"/>
-          <w:sz w:val="17"/>
+          <w:sz w:val="22"/>
           <w:szCs w:val="17"/>
         </w:rPr>
         <w:t xml:space="preserve"> (valor absoluto)</w:t>
@@ -578,7 +581,7 @@
         <w:rPr>
           <w:rFonts w:ascii="Avenir Next" w:hAnsi="Avenir Next" w:cs="Avenir Next" w:eastAsia="Avenir Next"/>
           <w:color w:val="5A5F66"/>
-          <w:sz w:val="17"/>
+          <w:sz w:val="22"/>
           <w:szCs w:val="17"/>
         </w:rPr>
         <w:t xml:space="preserve">   ·   </w:t>
@@ -588,7 +591,7 @@
           <w:rFonts w:ascii="Avenir Next" w:hAnsi="Avenir Next" w:cs="Avenir Next" w:eastAsia="Avenir Next"/>
           <w:b/>
           <w:color w:val="1A1A1A"/>
-          <w:sz w:val="17"/>
+          <w:sz w:val="22"/>
           <w:szCs w:val="17"/>
         </w:rPr>
         <w:t xml:space="preserve">distance</w:t>
@@ -598,7 +601,7 @@
           <w:rFonts w:ascii="Avenir Next" w:hAnsi="Avenir Next" w:cs="Avenir Next" w:eastAsia="Avenir Next"/>
           <w:i/>
           <w:color w:val="5A5F66"/>
-          <w:sz w:val="17"/>
+          <w:sz w:val="22"/>
           <w:szCs w:val="17"/>
         </w:rPr>
         <w:t xml:space="preserve"> (distancia)</w:t>
@@ -607,7 +610,7 @@
         <w:rPr>
           <w:rFonts w:ascii="Avenir Next" w:hAnsi="Avenir Next" w:cs="Avenir Next" w:eastAsia="Avenir Next"/>
           <w:color w:val="5A5F66"/>
-          <w:sz w:val="17"/>
+          <w:sz w:val="22"/>
           <w:szCs w:val="17"/>
         </w:rPr>
         <w:t xml:space="preserve">   ·   </w:t>
@@ -617,7 +620,7 @@
           <w:rFonts w:ascii="Avenir Next" w:hAnsi="Avenir Next" w:cs="Avenir Next" w:eastAsia="Avenir Next"/>
           <w:b/>
           <w:color w:val="1A1A1A"/>
-          <w:sz w:val="17"/>
+          <w:sz w:val="22"/>
           <w:szCs w:val="17"/>
         </w:rPr>
         <w:t xml:space="preserve">magnitude</w:t>
@@ -627,7 +630,7 @@
           <w:rFonts w:ascii="Avenir Next" w:hAnsi="Avenir Next" w:cs="Avenir Next" w:eastAsia="Avenir Next"/>
           <w:i/>
           <w:color w:val="5A5F66"/>
-          <w:sz w:val="17"/>
+          <w:sz w:val="22"/>
           <w:szCs w:val="17"/>
         </w:rPr>
         <w:t xml:space="preserve"> (magnitud)</w:t>
@@ -635,6 +638,7 @@
     </w:p>
     <w:p>
       <w:pPr>
+        <w:pStyle w:val="Heading2"/>
         <w:keepNext/>
         <w:pBdr>
           <w:bottom w:val="single" w:sz="8" w:space="3" w:color="003A70"/>
@@ -650,7 +654,7 @@
           <w:b/>
           <w:color w:val="003A70"/>
           <w:spacing w:val="14"/>
-          <w:sz w:val="19"/>
+          <w:sz w:val="22"/>
           <w:szCs w:val="19"/>
         </w:rPr>
         <w:t xml:space="preserve">PRACTICE</w:t>
@@ -669,7 +673,7 @@
           <w:rFonts w:ascii="Avenir Next" w:hAnsi="Avenir Next" w:cs="Avenir Next" w:eastAsia="Avenir Next"/>
           <w:i/>
           <w:color w:val="5A5F66"/>
-          <w:sz w:val="17"/>
+          <w:sz w:val="22"/>
           <w:szCs w:val="17"/>
         </w:rPr>
         <w:t xml:space="preserve">show your work · label units</w:t>
@@ -677,7 +681,7 @@
     </w:p>
     <w:p>
       <w:pPr>
-        <w:spacing w:before="0" w:after="0" w:line="20" w:lineRule="exact"/>
+        <w:spacing w:before="0" w:after="0" w:line="50" w:lineRule="exact"/>
       </w:pPr>
     </w:p>
     <w:tbl>
@@ -727,25 +731,25 @@
                 <w:rFonts w:ascii="Avenir Next" w:hAnsi="Avenir Next" w:cs="Avenir Next" w:eastAsia="Avenir Next"/>
                 <w:b/>
                 <w:color w:val="1A1A1A"/>
+                <w:sz w:val="22"/>
+                <w:szCs w:val="20"/>
+              </w:rPr>
+              <w:t xml:space="preserve">1.</w:t>
+            </w:r>
+            <w:r>
+              <w:rPr>
+                <w:rFonts w:ascii="Avenir Next" w:hAnsi="Avenir Next" w:cs="Avenir Next" w:eastAsia="Avenir Next"/>
+                <w:color w:val="1A1A1A"/>
                 <w:sz w:val="20"/>
                 <w:szCs w:val="20"/>
               </w:rPr>
-              <w:t xml:space="preserve">1.</w:t>
-            </w:r>
-            <w:r>
-              <w:rPr>
-                <w:rFonts w:ascii="Avenir Next" w:hAnsi="Avenir Next" w:cs="Avenir Next" w:eastAsia="Avenir Next"/>
-                <w:color w:val="1A1A1A"/>
-                <w:sz w:val="20"/>
-                <w:szCs w:val="20"/>
-              </w:rPr>
               <w:tab/>
             </w:r>
             <w:r>
               <w:rPr>
                 <w:rFonts w:ascii="Avenir Next" w:hAnsi="Avenir Next" w:cs="Avenir Next" w:eastAsia="Avenir Next"/>
                 <w:color w:val="1A1A1A"/>
-                <w:sz w:val="20"/>
+                <w:sz w:val="22"/>
                 <w:szCs w:val="20"/>
               </w:rPr>
               <w:t xml:space="preserve">Find each absolute value.</w:t>
@@ -800,7 +804,7 @@
                       <w:rFonts w:ascii="Avenir Next" w:hAnsi="Avenir Next" w:cs="Avenir Next" w:eastAsia="Avenir Next"/>
                       <w:b/>
                       <w:color w:val="003A70"/>
-                      <w:sz w:val="20"/>
+                      <w:sz w:val="22"/>
                       <w:szCs w:val="20"/>
                     </w:rPr>
                     <w:t xml:space="preserve">a.</w:t>
@@ -818,7 +822,7 @@
                     <w:rPr>
                       <w:rFonts w:ascii="Avenir Next" w:hAnsi="Avenir Next" w:cs="Avenir Next" w:eastAsia="Avenir Next"/>
                       <w:color w:val="1A1A1A"/>
-                      <w:sz w:val="20"/>
+                      <w:sz w:val="22"/>
                       <w:szCs w:val="20"/>
                     </w:rPr>
                     <w:t xml:space="preserve">|−19| =</w:t>
@@ -862,7 +866,7 @@
                       <w:rFonts w:ascii="Avenir Next" w:hAnsi="Avenir Next" w:cs="Avenir Next" w:eastAsia="Avenir Next"/>
                       <w:b/>
                       <w:color w:val="003A70"/>
-                      <w:sz w:val="20"/>
+                      <w:sz w:val="22"/>
                       <w:szCs w:val="20"/>
                     </w:rPr>
                     <w:t xml:space="preserve">b.</w:t>
@@ -880,7 +884,7 @@
                     <w:rPr>
                       <w:rFonts w:ascii="Avenir Next" w:hAnsi="Avenir Next" w:cs="Avenir Next" w:eastAsia="Avenir Next"/>
                       <w:color w:val="1A1A1A"/>
-                      <w:sz w:val="20"/>
+                      <w:sz w:val="22"/>
                       <w:szCs w:val="20"/>
                     </w:rPr>
                     <w:t xml:space="preserve">|12| =</w:t>
@@ -930,7 +934,7 @@
                       <w:rFonts w:ascii="Avenir Next" w:hAnsi="Avenir Next" w:cs="Avenir Next" w:eastAsia="Avenir Next"/>
                       <w:b/>
                       <w:color w:val="003A70"/>
-                      <w:sz w:val="20"/>
+                      <w:sz w:val="22"/>
                       <w:szCs w:val="20"/>
                     </w:rPr>
                     <w:t xml:space="preserve">c.</w:t>
@@ -948,7 +952,7 @@
                     <w:rPr>
                       <w:rFonts w:ascii="Avenir Next" w:hAnsi="Avenir Next" w:cs="Avenir Next" w:eastAsia="Avenir Next"/>
                       <w:color w:val="1A1A1A"/>
-                      <w:sz w:val="20"/>
+                      <w:sz w:val="22"/>
                       <w:szCs w:val="20"/>
                     </w:rPr>
                     <w:t xml:space="preserve">|0| =</w:t>
@@ -992,7 +996,7 @@
                       <w:rFonts w:ascii="Avenir Next" w:hAnsi="Avenir Next" w:cs="Avenir Next" w:eastAsia="Avenir Next"/>
                       <w:b/>
                       <w:color w:val="003A70"/>
-                      <w:sz w:val="20"/>
+                      <w:sz w:val="22"/>
                       <w:szCs w:val="20"/>
                     </w:rPr>
                     <w:t xml:space="preserve">d.</w:t>
@@ -1010,7 +1014,7 @@
                     <w:rPr>
                       <w:rFonts w:ascii="Avenir Next" w:hAnsi="Avenir Next" w:cs="Avenir Next" w:eastAsia="Avenir Next"/>
                       <w:color w:val="1A1A1A"/>
-                      <w:sz w:val="20"/>
+                      <w:sz w:val="22"/>
                       <w:szCs w:val="20"/>
                     </w:rPr>
                     <w:t xml:space="preserve">|−3.8| =</w:t>
@@ -1040,7 +1044,7 @@
           </w:tbl>
           <w:p>
             <w:pPr>
-              <w:spacing w:before="0" w:after="0" w:line="24" w:lineRule="auto"/>
+              <w:spacing w:before="0" w:after="0" w:line="50" w:lineRule="exact"/>
             </w:pPr>
           </w:p>
         </w:tc>
@@ -1048,12 +1052,12 @@
     </w:tbl>
     <w:p>
       <w:pPr>
-        <w:spacing w:before="0" w:after="0" w:line="20" w:lineRule="exact"/>
+        <w:spacing w:before="0" w:after="0" w:line="50" w:lineRule="exact"/>
       </w:pPr>
     </w:p>
     <w:p>
       <w:pPr>
-        <w:spacing w:before="0" w:after="0" w:line="20" w:lineRule="exact"/>
+        <w:spacing w:before="0" w:after="0" w:line="50" w:lineRule="exact"/>
       </w:pPr>
     </w:p>
     <w:tbl>
@@ -1103,18 +1107,18 @@
                 <w:rFonts w:ascii="Avenir Next" w:hAnsi="Avenir Next" w:cs="Avenir Next" w:eastAsia="Avenir Next"/>
                 <w:b/>
                 <w:color w:val="1A1A1A"/>
+                <w:sz w:val="22"/>
+                <w:szCs w:val="20"/>
+              </w:rPr>
+              <w:t xml:space="preserve">2.</w:t>
+            </w:r>
+            <w:r>
+              <w:rPr>
+                <w:rFonts w:ascii="Avenir Next" w:hAnsi="Avenir Next" w:cs="Avenir Next" w:eastAsia="Avenir Next"/>
+                <w:color w:val="1A1A1A"/>
                 <w:sz w:val="20"/>
                 <w:szCs w:val="20"/>
               </w:rPr>
-              <w:t xml:space="preserve">2.</w:t>
-            </w:r>
-            <w:r>
-              <w:rPr>
-                <w:rFonts w:ascii="Avenir Next" w:hAnsi="Avenir Next" w:cs="Avenir Next" w:eastAsia="Avenir Next"/>
-                <w:color w:val="1A1A1A"/>
-                <w:sz w:val="20"/>
-                <w:szCs w:val="20"/>
-              </w:rPr>
               <w:tab/>
             </w:r>
             <w:r>
@@ -1122,7 +1126,7 @@
                 <w:rFonts w:ascii="Avenir Next" w:hAnsi="Avenir Next" w:cs="Avenir Next" w:eastAsia="Avenir Next"/>
                 <w:b/>
                 <w:color w:val="1A1A1A"/>
-                <w:sz w:val="20"/>
+                <w:sz w:val="22"/>
                 <w:szCs w:val="20"/>
               </w:rPr>
               <w:t xml:space="preserve">Beaker Readings.  </w:t>
@@ -1131,7 +1135,7 @@
               <w:rPr>
                 <w:rFonts w:ascii="Avenir Next" w:hAnsi="Avenir Next" w:cs="Avenir Next" w:eastAsia="Avenir Next"/>
                 <w:color w:val="1A1A1A"/>
-                <w:sz w:val="20"/>
+                <w:sz w:val="22"/>
                 <w:szCs w:val="20"/>
               </w:rPr>
               <w:t xml:space="preserve">Ms. Chen’s team records four beakers: A −4 degrees, B 1.5 degrees, C −7 degrees, D 0.5 degrees.</w:t>
@@ -1148,7 +1152,7 @@
                 <w:rFonts w:ascii="Avenir Next" w:hAnsi="Avenir Next" w:cs="Avenir Next" w:eastAsia="Avenir Next"/>
                 <w:b/>
                 <w:color w:val="003A70"/>
-                <w:sz w:val="17"/>
+                <w:sz w:val="22"/>
                 <w:szCs w:val="17"/>
               </w:rPr>
               <w:t xml:space="preserve">Hint  </w:t>
@@ -1158,7 +1162,7 @@
                 <w:rFonts w:ascii="Avenir Next" w:hAnsi="Avenir Next" w:cs="Avenir Next" w:eastAsia="Avenir Next"/>
                 <w:i/>
                 <w:color w:val="5A5F66"/>
-                <w:sz w:val="17"/>
+                <w:sz w:val="22"/>
                 <w:szCs w:val="17"/>
               </w:rPr>
               <w:t xml:space="preserve">Count the units from 0 to each point.</w:t>
@@ -1174,7 +1178,7 @@
               <w:drawing>
                 <wp:inline distT="0" distB="0" distL="0" distR="0">
                   <wp:extent cx="5120640" cy="566928"/>
-                  <wp:docPr id="1" name="Figure 1"/>
+                  <wp:docPr id="1" name="Figure 1" descr="Number line from -8 to 8, ticks every 0.5."/>
                   <a:graphic xmlns:a="http://schemas.openxmlformats.org/drawingml/2006/main">
                     <a:graphicData uri="http://schemas.openxmlformats.org/drawingml/2006/picture">
                       <pic:pic xmlns:pic="http://schemas.openxmlformats.org/drawingml/2006/picture">
@@ -1218,10 +1222,28 @@
                 <w:rFonts w:ascii="Avenir Next" w:hAnsi="Avenir Next" w:cs="Avenir Next" w:eastAsia="Avenir Next"/>
                 <w:b/>
                 <w:color w:val="003A70"/>
+                <w:sz w:val="22"/>
+                <w:szCs w:val="20"/>
+              </w:rPr>
+              <w:t xml:space="preserve">a.</w:t>
+            </w:r>
+            <w:r>
+              <w:rPr>
+                <w:rFonts w:ascii="Avenir Next" w:hAnsi="Avenir Next" w:cs="Avenir Next" w:eastAsia="Avenir Next"/>
+                <w:color w:val="1A1A1A"/>
                 <w:sz w:val="20"/>
                 <w:szCs w:val="20"/>
               </w:rPr>
-              <w:t xml:space="preserve">a.</w:t>
+              <w:tab/>
+            </w:r>
+            <w:r>
+              <w:rPr>
+                <w:rFonts w:ascii="Avenir Next" w:hAnsi="Avenir Next" w:cs="Avenir Next" w:eastAsia="Avenir Next"/>
+                <w:color w:val="1A1A1A"/>
+                <w:sz w:val="22"/>
+                <w:szCs w:val="20"/>
+              </w:rPr>
+              <w:t xml:space="preserve">Absolute values: A </w:t>
             </w:r>
             <w:r>
               <w:rPr>
@@ -1229,8 +1251,18 @@
                 <w:color w:val="1A1A1A"/>
                 <w:sz w:val="20"/>
                 <w:szCs w:val="20"/>
-              </w:rPr>
-              <w:tab/>
+                <w:u w:val="single"/>
+              </w:rPr>
+              <w:t xml:space="preserve">      </w:t>
+            </w:r>
+            <w:r>
+              <w:rPr>
+                <w:rFonts w:ascii="Avenir Next" w:hAnsi="Avenir Next" w:cs="Avenir Next" w:eastAsia="Avenir Next"/>
+                <w:color w:val="1A1A1A"/>
+                <w:sz w:val="22"/>
+                <w:szCs w:val="20"/>
+              </w:rPr>
+              <w:t xml:space="preserve"> B </w:t>
             </w:r>
             <w:r>
               <w:rPr>
@@ -1238,8 +1270,18 @@
                 <w:color w:val="1A1A1A"/>
                 <w:sz w:val="20"/>
                 <w:szCs w:val="20"/>
-              </w:rPr>
-              <w:t xml:space="preserve">Absolute values: A </w:t>
+                <w:u w:val="single"/>
+              </w:rPr>
+              <w:t xml:space="preserve">      </w:t>
+            </w:r>
+            <w:r>
+              <w:rPr>
+                <w:rFonts w:ascii="Avenir Next" w:hAnsi="Avenir Next" w:cs="Avenir Next" w:eastAsia="Avenir Next"/>
+                <w:color w:val="1A1A1A"/>
+                <w:sz w:val="22"/>
+                <w:szCs w:val="20"/>
+              </w:rPr>
+              <w:t xml:space="preserve"> C </w:t>
             </w:r>
             <w:r>
               <w:rPr>
@@ -1255,45 +1297,7 @@
               <w:rPr>
                 <w:rFonts w:ascii="Avenir Next" w:hAnsi="Avenir Next" w:cs="Avenir Next" w:eastAsia="Avenir Next"/>
                 <w:color w:val="1A1A1A"/>
-                <w:sz w:val="20"/>
-                <w:szCs w:val="20"/>
-              </w:rPr>
-              <w:t xml:space="preserve"> B </w:t>
-            </w:r>
-            <w:r>
-              <w:rPr>
-                <w:rFonts w:ascii="Avenir Next" w:hAnsi="Avenir Next" w:cs="Avenir Next" w:eastAsia="Avenir Next"/>
-                <w:color w:val="1A1A1A"/>
-                <w:sz w:val="20"/>
-                <w:szCs w:val="20"/>
-                <w:u w:val="single"/>
-              </w:rPr>
-              <w:t xml:space="preserve">      </w:t>
-            </w:r>
-            <w:r>
-              <w:rPr>
-                <w:rFonts w:ascii="Avenir Next" w:hAnsi="Avenir Next" w:cs="Avenir Next" w:eastAsia="Avenir Next"/>
-                <w:color w:val="1A1A1A"/>
-                <w:sz w:val="20"/>
-                <w:szCs w:val="20"/>
-              </w:rPr>
-              <w:t xml:space="preserve"> C </w:t>
-            </w:r>
-            <w:r>
-              <w:rPr>
-                <w:rFonts w:ascii="Avenir Next" w:hAnsi="Avenir Next" w:cs="Avenir Next" w:eastAsia="Avenir Next"/>
-                <w:color w:val="1A1A1A"/>
-                <w:sz w:val="20"/>
-                <w:szCs w:val="20"/>
-                <w:u w:val="single"/>
-              </w:rPr>
-              <w:t xml:space="preserve">      </w:t>
-            </w:r>
-            <w:r>
-              <w:rPr>
-                <w:rFonts w:ascii="Avenir Next" w:hAnsi="Avenir Next" w:cs="Avenir Next" w:eastAsia="Avenir Next"/>
-                <w:color w:val="1A1A1A"/>
-                <w:sz w:val="20"/>
+                <w:sz w:val="22"/>
                 <w:szCs w:val="20"/>
               </w:rPr>
               <w:t xml:space="preserve"> D </w:t>
@@ -1323,25 +1327,25 @@
                 <w:rFonts w:ascii="Avenir Next" w:hAnsi="Avenir Next" w:cs="Avenir Next" w:eastAsia="Avenir Next"/>
                 <w:b/>
                 <w:color w:val="003A70"/>
+                <w:sz w:val="22"/>
+                <w:szCs w:val="20"/>
+              </w:rPr>
+              <w:t xml:space="preserve">b.</w:t>
+            </w:r>
+            <w:r>
+              <w:rPr>
+                <w:rFonts w:ascii="Avenir Next" w:hAnsi="Avenir Next" w:cs="Avenir Next" w:eastAsia="Avenir Next"/>
+                <w:color w:val="1A1A1A"/>
                 <w:sz w:val="20"/>
                 <w:szCs w:val="20"/>
               </w:rPr>
-              <w:t xml:space="preserve">b.</w:t>
-            </w:r>
-            <w:r>
-              <w:rPr>
-                <w:rFonts w:ascii="Avenir Next" w:hAnsi="Avenir Next" w:cs="Avenir Next" w:eastAsia="Avenir Next"/>
-                <w:color w:val="1A1A1A"/>
-                <w:sz w:val="20"/>
-                <w:szCs w:val="20"/>
-              </w:rPr>
               <w:tab/>
             </w:r>
             <w:r>
               <w:rPr>
                 <w:rFonts w:ascii="Avenir Next" w:hAnsi="Avenir Next" w:cs="Avenir Next" w:eastAsia="Avenir Next"/>
                 <w:color w:val="1A1A1A"/>
-                <w:sz w:val="20"/>
+                <w:sz w:val="22"/>
                 <w:szCs w:val="20"/>
               </w:rPr>
               <w:t xml:space="preserve">Plot all four. Which beaker is closest to 0? Farthest?</w:t>
@@ -1371,12 +1375,12 @@
     </w:tbl>
     <w:p>
       <w:pPr>
-        <w:spacing w:before="0" w:after="0" w:line="20" w:lineRule="exact"/>
+        <w:spacing w:before="0" w:after="0" w:line="50" w:lineRule="exact"/>
       </w:pPr>
     </w:p>
     <w:p>
       <w:pPr>
-        <w:spacing w:before="0" w:after="0" w:line="20" w:lineRule="exact"/>
+        <w:spacing w:before="0" w:after="0" w:line="50" w:lineRule="exact"/>
       </w:pPr>
     </w:p>
     <w:tbl>
@@ -1426,18 +1430,18 @@
                 <w:rFonts w:ascii="Avenir Next" w:hAnsi="Avenir Next" w:cs="Avenir Next" w:eastAsia="Avenir Next"/>
                 <w:b/>
                 <w:color w:val="1A1A1A"/>
+                <w:sz w:val="22"/>
+                <w:szCs w:val="20"/>
+              </w:rPr>
+              <w:t xml:space="preserve">3.</w:t>
+            </w:r>
+            <w:r>
+              <w:rPr>
+                <w:rFonts w:ascii="Avenir Next" w:hAnsi="Avenir Next" w:cs="Avenir Next" w:eastAsia="Avenir Next"/>
+                <w:color w:val="1A1A1A"/>
                 <w:sz w:val="20"/>
                 <w:szCs w:val="20"/>
               </w:rPr>
-              <w:t xml:space="preserve">3.</w:t>
-            </w:r>
-            <w:r>
-              <w:rPr>
-                <w:rFonts w:ascii="Avenir Next" w:hAnsi="Avenir Next" w:cs="Avenir Next" w:eastAsia="Avenir Next"/>
-                <w:color w:val="1A1A1A"/>
-                <w:sz w:val="20"/>
-                <w:szCs w:val="20"/>
-              </w:rPr>
               <w:tab/>
             </w:r>
             <w:r>
@@ -1445,7 +1449,7 @@
                 <w:rFonts w:ascii="Avenir Next" w:hAnsi="Avenir Next" w:cs="Avenir Next" w:eastAsia="Avenir Next"/>
                 <w:b/>
                 <w:color w:val="1A1A1A"/>
-                <w:sz w:val="20"/>
+                <w:sz w:val="22"/>
                 <w:szCs w:val="20"/>
               </w:rPr>
               <w:t xml:space="preserve">Two Accounts.  </w:t>
@@ -1454,7 +1458,7 @@
               <w:rPr>
                 <w:rFonts w:ascii="Avenir Next" w:hAnsi="Avenir Next" w:cs="Avenir Next" w:eastAsia="Avenir Next"/>
                 <w:color w:val="1A1A1A"/>
-                <w:sz w:val="20"/>
+                <w:sz w:val="22"/>
                 <w:szCs w:val="20"/>
               </w:rPr>
               <w:t xml:space="preserve">One account has a balance of −30 dollars. Another has a balance of 18 dollars.</w:t>
@@ -1474,25 +1478,25 @@
                 <w:rFonts w:ascii="Avenir Next" w:hAnsi="Avenir Next" w:cs="Avenir Next" w:eastAsia="Avenir Next"/>
                 <w:b/>
                 <w:color w:val="003A70"/>
+                <w:sz w:val="22"/>
+                <w:szCs w:val="20"/>
+              </w:rPr>
+              <w:t xml:space="preserve">a.</w:t>
+            </w:r>
+            <w:r>
+              <w:rPr>
+                <w:rFonts w:ascii="Avenir Next" w:hAnsi="Avenir Next" w:cs="Avenir Next" w:eastAsia="Avenir Next"/>
+                <w:color w:val="1A1A1A"/>
                 <w:sz w:val="20"/>
                 <w:szCs w:val="20"/>
               </w:rPr>
-              <w:t xml:space="preserve">a.</w:t>
-            </w:r>
-            <w:r>
-              <w:rPr>
-                <w:rFonts w:ascii="Avenir Next" w:hAnsi="Avenir Next" w:cs="Avenir Next" w:eastAsia="Avenir Next"/>
-                <w:color w:val="1A1A1A"/>
-                <w:sz w:val="20"/>
-                <w:szCs w:val="20"/>
-              </w:rPr>
               <w:tab/>
             </w:r>
             <w:r>
               <w:rPr>
                 <w:rFonts w:ascii="Avenir Next" w:hAnsi="Avenir Next" w:cs="Avenir Next" w:eastAsia="Avenir Next"/>
                 <w:color w:val="1A1A1A"/>
-                <w:sz w:val="20"/>
+                <w:sz w:val="22"/>
                 <w:szCs w:val="20"/>
               </w:rPr>
               <w:t xml:space="preserve">Absolute value of each balance:</w:t>
@@ -1531,10 +1535,28 @@
                 <w:rFonts w:ascii="Avenir Next" w:hAnsi="Avenir Next" w:cs="Avenir Next" w:eastAsia="Avenir Next"/>
                 <w:b/>
                 <w:color w:val="003A70"/>
+                <w:sz w:val="22"/>
+                <w:szCs w:val="20"/>
+              </w:rPr>
+              <w:t xml:space="preserve">b.</w:t>
+            </w:r>
+            <w:r>
+              <w:rPr>
+                <w:rFonts w:ascii="Avenir Next" w:hAnsi="Avenir Next" w:cs="Avenir Next" w:eastAsia="Avenir Next"/>
+                <w:color w:val="1A1A1A"/>
                 <w:sz w:val="20"/>
                 <w:szCs w:val="20"/>
               </w:rPr>
-              <w:t xml:space="preserve">b.</w:t>
+              <w:tab/>
+            </w:r>
+            <w:r>
+              <w:rPr>
+                <w:rFonts w:ascii="Avenir Next" w:hAnsi="Avenir Next" w:cs="Avenir Next" w:eastAsia="Avenir Next"/>
+                <w:color w:val="1A1A1A"/>
+                <w:sz w:val="22"/>
+                <w:szCs w:val="20"/>
+              </w:rPr>
+              <w:t xml:space="preserve">Which account is closer to a zero balance?</w:t>
             </w:r>
             <w:r>
               <w:rPr>
@@ -1543,7 +1565,7 @@
                 <w:sz w:val="20"/>
                 <w:szCs w:val="20"/>
               </w:rPr>
-              <w:tab/>
+              <w:t xml:space="preserve">  </w:t>
             </w:r>
             <w:r>
               <w:rPr>
@@ -1551,24 +1573,6 @@
                 <w:color w:val="1A1A1A"/>
                 <w:sz w:val="20"/>
                 <w:szCs w:val="20"/>
-              </w:rPr>
-              <w:t xml:space="preserve">Which account is closer to a zero balance?</w:t>
-            </w:r>
-            <w:r>
-              <w:rPr>
-                <w:rFonts w:ascii="Avenir Next" w:hAnsi="Avenir Next" w:cs="Avenir Next" w:eastAsia="Avenir Next"/>
-                <w:color w:val="1A1A1A"/>
-                <w:sz w:val="20"/>
-                <w:szCs w:val="20"/>
-              </w:rPr>
-              <w:t xml:space="preserve">  </w:t>
-            </w:r>
-            <w:r>
-              <w:rPr>
-                <w:rFonts w:ascii="Avenir Next" w:hAnsi="Avenir Next" w:cs="Avenir Next" w:eastAsia="Avenir Next"/>
-                <w:color w:val="1A1A1A"/>
-                <w:sz w:val="20"/>
-                <w:szCs w:val="20"/>
                 <w:u w:val="single"/>
               </w:rPr>
               <w:t xml:space="preserve">                      </w:t>
@@ -1576,7 +1580,7 @@
           </w:p>
           <w:p>
             <w:pPr>
-              <w:spacing w:before="0" w:after="0" w:line="60" w:lineRule="auto"/>
+              <w:spacing w:before="0" w:after="0" w:line="50" w:lineRule="exact"/>
             </w:pPr>
           </w:p>
           <w:tbl>
@@ -1634,7 +1638,7 @@
           </w:tbl>
           <w:p>
             <w:pPr>
-              <w:spacing w:before="0" w:after="0" w:line="24" w:lineRule="auto"/>
+              <w:spacing w:before="0" w:after="0" w:line="50" w:lineRule="exact"/>
             </w:pPr>
           </w:p>
         </w:tc>
@@ -1642,12 +1646,12 @@
     </w:tbl>
     <w:p>
       <w:pPr>
-        <w:spacing w:before="0" w:after="0" w:line="20" w:lineRule="exact"/>
+        <w:spacing w:before="0" w:after="0" w:line="50" w:lineRule="exact"/>
       </w:pPr>
     </w:p>
     <w:p>
       <w:pPr>
-        <w:spacing w:before="0" w:after="0" w:line="20" w:lineRule="exact"/>
+        <w:spacing w:before="0" w:after="0" w:line="50" w:lineRule="exact"/>
       </w:pPr>
     </w:p>
     <w:tbl>
@@ -1698,18 +1702,18 @@
                 <w:rFonts w:ascii="Avenir Next" w:hAnsi="Avenir Next" w:cs="Avenir Next" w:eastAsia="Avenir Next"/>
                 <w:b/>
                 <w:color w:val="1A1A1A"/>
+                <w:sz w:val="22"/>
+                <w:szCs w:val="20"/>
+              </w:rPr>
+              <w:t xml:space="preserve">4.</w:t>
+            </w:r>
+            <w:r>
+              <w:rPr>
+                <w:rFonts w:ascii="Avenir Next" w:hAnsi="Avenir Next" w:cs="Avenir Next" w:eastAsia="Avenir Next"/>
+                <w:color w:val="1A1A1A"/>
                 <w:sz w:val="20"/>
                 <w:szCs w:val="20"/>
               </w:rPr>
-              <w:t xml:space="preserve">4.</w:t>
-            </w:r>
-            <w:r>
-              <w:rPr>
-                <w:rFonts w:ascii="Avenir Next" w:hAnsi="Avenir Next" w:cs="Avenir Next" w:eastAsia="Avenir Next"/>
-                <w:color w:val="1A1A1A"/>
-                <w:sz w:val="20"/>
-                <w:szCs w:val="20"/>
-              </w:rPr>
               <w:tab/>
             </w:r>
             <w:r>
@@ -1717,7 +1721,7 @@
                 <w:rFonts w:ascii="Avenir Next" w:hAnsi="Avenir Next" w:cs="Avenir Next" w:eastAsia="Avenir Next"/>
                 <w:b/>
                 <w:color w:val="1A1A1A"/>
-                <w:sz w:val="20"/>
+                <w:sz w:val="22"/>
                 <w:szCs w:val="20"/>
               </w:rPr>
               <w:t xml:space="preserve">Survey Cards.  </w:t>
@@ -1726,7 +1730,7 @@
               <w:rPr>
                 <w:rFonts w:ascii="Avenir Next" w:hAnsi="Avenir Next" w:cs="Avenir Next" w:eastAsia="Avenir Next"/>
                 <w:color w:val="1A1A1A"/>
-                <w:sz w:val="20"/>
+                <w:sz w:val="22"/>
                 <w:szCs w:val="20"/>
               </w:rPr>
               <w:t xml:space="preserve">One card reads −6.5 m and another reads 6.5 m. Find each absolute value. Do they mark the same place?</w:t>
@@ -1743,7 +1747,7 @@
                 <w:rFonts w:ascii="Avenir Next" w:hAnsi="Avenir Next" w:cs="Avenir Next" w:eastAsia="Avenir Next"/>
                 <w:b/>
                 <w:color w:val="003A70"/>
-                <w:sz w:val="17"/>
+                <w:sz w:val="22"/>
                 <w:szCs w:val="17"/>
               </w:rPr>
               <w:t xml:space="preserve">Hint  </w:t>
@@ -1753,7 +1757,7 @@
                 <w:rFonts w:ascii="Avenir Next" w:hAnsi="Avenir Next" w:cs="Avenir Next" w:eastAsia="Avenir Next"/>
                 <w:i/>
                 <w:color w:val="5A5F66"/>
-                <w:sz w:val="17"/>
+                <w:sz w:val="22"/>
                 <w:szCs w:val="17"/>
               </w:rPr>
               <w:t xml:space="preserve">Same distance does not mean same side.</w:t>
@@ -1761,7 +1765,7 @@
           </w:p>
           <w:p>
             <w:pPr>
-              <w:spacing w:before="0" w:after="0" w:line="60" w:lineRule="auto"/>
+              <w:spacing w:before="0" w:after="0" w:line="50" w:lineRule="exact"/>
             </w:pPr>
           </w:p>
           <w:tbl>
@@ -1830,7 +1834,7 @@
                 <w:rFonts w:ascii="Avenir Next" w:hAnsi="Avenir Next" w:cs="Avenir Next" w:eastAsia="Avenir Next"/>
                 <w:b/>
                 <w:color w:val="1A1A1A"/>
-                <w:sz w:val="18"/>
+                <w:sz w:val="22"/>
                 <w:szCs w:val="18"/>
               </w:rPr>
               <w:t xml:space="preserve">Answer</w:t>
@@ -1865,18 +1869,18 @@
                 <w:rFonts w:ascii="Avenir Next" w:hAnsi="Avenir Next" w:cs="Avenir Next" w:eastAsia="Avenir Next"/>
                 <w:b/>
                 <w:color w:val="1A1A1A"/>
+                <w:sz w:val="22"/>
+                <w:szCs w:val="20"/>
+              </w:rPr>
+              <w:t xml:space="preserve">5.</w:t>
+            </w:r>
+            <w:r>
+              <w:rPr>
+                <w:rFonts w:ascii="Avenir Next" w:hAnsi="Avenir Next" w:cs="Avenir Next" w:eastAsia="Avenir Next"/>
+                <w:color w:val="1A1A1A"/>
                 <w:sz w:val="20"/>
                 <w:szCs w:val="20"/>
               </w:rPr>
-              <w:t xml:space="preserve">5.</w:t>
-            </w:r>
-            <w:r>
-              <w:rPr>
-                <w:rFonts w:ascii="Avenir Next" w:hAnsi="Avenir Next" w:cs="Avenir Next" w:eastAsia="Avenir Next"/>
-                <w:color w:val="1A1A1A"/>
-                <w:sz w:val="20"/>
-                <w:szCs w:val="20"/>
-              </w:rPr>
               <w:tab/>
             </w:r>
             <w:r>
@@ -1884,7 +1888,7 @@
                 <w:rFonts w:ascii="Avenir Next" w:hAnsi="Avenir Next" w:cs="Avenir Next" w:eastAsia="Avenir Next"/>
                 <w:b/>
                 <w:color w:val="1A1A1A"/>
-                <w:sz w:val="20"/>
+                <w:sz w:val="22"/>
                 <w:szCs w:val="20"/>
               </w:rPr>
               <w:t xml:space="preserve">Cold Storage.  </w:t>
@@ -1893,7 +1897,7 @@
               <w:rPr>
                 <w:rFonts w:ascii="Avenir Next" w:hAnsi="Avenir Next" w:cs="Avenir Next" w:eastAsia="Avenir Next"/>
                 <w:color w:val="1A1A1A"/>
-                <w:sz w:val="20"/>
+                <w:sz w:val="22"/>
                 <w:szCs w:val="20"/>
               </w:rPr>
               <w:t xml:space="preserve">A cooler logged −9 degrees at midnight. Find the absolute value. What does it tell you?</w:t>
@@ -1901,7 +1905,7 @@
           </w:p>
           <w:p>
             <w:pPr>
-              <w:spacing w:before="0" w:after="0" w:line="60" w:lineRule="auto"/>
+              <w:spacing w:before="0" w:after="0" w:line="50" w:lineRule="exact"/>
             </w:pPr>
           </w:p>
           <w:tbl>
@@ -1970,7 +1974,7 @@
                 <w:rFonts w:ascii="Avenir Next" w:hAnsi="Avenir Next" w:cs="Avenir Next" w:eastAsia="Avenir Next"/>
                 <w:b/>
                 <w:color w:val="1A1A1A"/>
-                <w:sz w:val="18"/>
+                <w:sz w:val="22"/>
                 <w:szCs w:val="18"/>
               </w:rPr>
               <w:t xml:space="preserve">Answer</w:t>
@@ -1990,12 +1994,12 @@
     </w:tbl>
     <w:p>
       <w:pPr>
-        <w:spacing w:before="0" w:after="0" w:line="20" w:lineRule="exact"/>
+        <w:spacing w:before="0" w:after="0" w:line="50" w:lineRule="exact"/>
       </w:pPr>
     </w:p>
     <w:p>
       <w:pPr>
-        <w:spacing w:before="0" w:after="0" w:line="20" w:lineRule="exact"/>
+        <w:spacing w:before="0" w:after="0" w:line="50" w:lineRule="exact"/>
       </w:pPr>
     </w:p>
     <w:tbl>
@@ -2045,18 +2049,18 @@
                 <w:rFonts w:ascii="Avenir Next" w:hAnsi="Avenir Next" w:cs="Avenir Next" w:eastAsia="Avenir Next"/>
                 <w:b/>
                 <w:color w:val="1A1A1A"/>
+                <w:sz w:val="22"/>
+                <w:szCs w:val="20"/>
+              </w:rPr>
+              <w:t xml:space="preserve">6.</w:t>
+            </w:r>
+            <w:r>
+              <w:rPr>
+                <w:rFonts w:ascii="Avenir Next" w:hAnsi="Avenir Next" w:cs="Avenir Next" w:eastAsia="Avenir Next"/>
+                <w:color w:val="1A1A1A"/>
                 <w:sz w:val="20"/>
                 <w:szCs w:val="20"/>
               </w:rPr>
-              <w:t xml:space="preserve">6.</w:t>
-            </w:r>
-            <w:r>
-              <w:rPr>
-                <w:rFonts w:ascii="Avenir Next" w:hAnsi="Avenir Next" w:cs="Avenir Next" w:eastAsia="Avenir Next"/>
-                <w:color w:val="1A1A1A"/>
-                <w:sz w:val="20"/>
-                <w:szCs w:val="20"/>
-              </w:rPr>
               <w:tab/>
             </w:r>
             <w:r>
@@ -2064,7 +2068,7 @@
                 <w:rFonts w:ascii="Avenir Next" w:hAnsi="Avenir Next" w:cs="Avenir Next" w:eastAsia="Avenir Next"/>
                 <w:b/>
                 <w:color w:val="1A1A1A"/>
-                <w:sz w:val="20"/>
+                <w:sz w:val="22"/>
                 <w:szCs w:val="20"/>
               </w:rPr>
               <w:t xml:space="preserve">Greater Magnitude.  </w:t>
@@ -2073,7 +2077,7 @@
               <w:rPr>
                 <w:rFonts w:ascii="Avenir Next" w:hAnsi="Avenir Next" w:cs="Avenir Next" w:eastAsia="Avenir Next"/>
                 <w:color w:val="1A1A1A"/>
-                <w:sz w:val="20"/>
+                <w:sz w:val="22"/>
                 <w:szCs w:val="20"/>
               </w:rPr>
               <w:t xml:space="preserve">Which number has the greater absolute value, −27 or 31? Justify your choice.</w:t>
@@ -2090,7 +2094,7 @@
                 <w:rFonts w:ascii="Avenir Next" w:hAnsi="Avenir Next" w:cs="Avenir Next" w:eastAsia="Avenir Next"/>
                 <w:b/>
                 <w:color w:val="003A70"/>
-                <w:sz w:val="17"/>
+                <w:sz w:val="22"/>
                 <w:szCs w:val="17"/>
               </w:rPr>
               <w:t xml:space="preserve">Hint  </w:t>
@@ -2100,7 +2104,7 @@
                 <w:rFonts w:ascii="Avenir Next" w:hAnsi="Avenir Next" w:cs="Avenir Next" w:eastAsia="Avenir Next"/>
                 <w:i/>
                 <w:color w:val="5A5F66"/>
-                <w:sz w:val="17"/>
+                <w:sz w:val="22"/>
                 <w:szCs w:val="17"/>
               </w:rPr>
               <w:t xml:space="preserve">Compare 27 and 31.</w:t>
@@ -2108,7 +2112,7 @@
           </w:p>
           <w:p>
             <w:pPr>
-              <w:spacing w:before="0" w:after="0" w:line="60" w:lineRule="auto"/>
+              <w:spacing w:before="0" w:after="0" w:line="50" w:lineRule="exact"/>
             </w:pPr>
           </w:p>
           <w:tbl>
@@ -2177,7 +2181,7 @@
                 <w:rFonts w:ascii="Avenir Next" w:hAnsi="Avenir Next" w:cs="Avenir Next" w:eastAsia="Avenir Next"/>
                 <w:b/>
                 <w:color w:val="1A1A1A"/>
-                <w:sz w:val="18"/>
+                <w:sz w:val="22"/>
                 <w:szCs w:val="18"/>
               </w:rPr>
               <w:t xml:space="preserve">Number</w:t>
@@ -2197,12 +2201,12 @@
     </w:tbl>
     <w:p>
       <w:pPr>
-        <w:spacing w:before="0" w:after="0" w:line="20" w:lineRule="exact"/>
+        <w:spacing w:before="0" w:after="0" w:line="50" w:lineRule="exact"/>
       </w:pPr>
     </w:p>
     <w:p>
       <w:pPr>
-        <w:spacing w:before="0" w:after="0" w:line="20" w:lineRule="exact"/>
+        <w:spacing w:before="0" w:after="0" w:line="50" w:lineRule="exact"/>
       </w:pPr>
     </w:p>
     <w:tbl>
@@ -2252,18 +2256,18 @@
                 <w:rFonts w:ascii="Avenir Next" w:hAnsi="Avenir Next" w:cs="Avenir Next" w:eastAsia="Avenir Next"/>
                 <w:b/>
                 <w:color w:val="1A1A1A"/>
+                <w:sz w:val="22"/>
+                <w:szCs w:val="20"/>
+              </w:rPr>
+              <w:t xml:space="preserve">7.</w:t>
+            </w:r>
+            <w:r>
+              <w:rPr>
+                <w:rFonts w:ascii="Avenir Next" w:hAnsi="Avenir Next" w:cs="Avenir Next" w:eastAsia="Avenir Next"/>
+                <w:color w:val="1A1A1A"/>
                 <w:sz w:val="20"/>
                 <w:szCs w:val="20"/>
               </w:rPr>
-              <w:t xml:space="preserve">7.</w:t>
-            </w:r>
-            <w:r>
-              <w:rPr>
-                <w:rFonts w:ascii="Avenir Next" w:hAnsi="Avenir Next" w:cs="Avenir Next" w:eastAsia="Avenir Next"/>
-                <w:color w:val="1A1A1A"/>
-                <w:sz w:val="20"/>
-                <w:szCs w:val="20"/>
-              </w:rPr>
               <w:tab/>
             </w:r>
             <w:r>
@@ -2271,7 +2275,7 @@
                 <w:rFonts w:ascii="Avenir Next" w:hAnsi="Avenir Next" w:cs="Avenir Next" w:eastAsia="Avenir Next"/>
                 <w:b/>
                 <w:color w:val="1A1A1A"/>
-                <w:sz w:val="20"/>
+                <w:sz w:val="22"/>
                 <w:szCs w:val="20"/>
               </w:rPr>
               <w:t xml:space="preserve">Leah’s Claim.  </w:t>
@@ -2280,7 +2284,7 @@
               <w:rPr>
                 <w:rFonts w:ascii="Avenir Next" w:hAnsi="Avenir Next" w:cs="Avenir Next" w:eastAsia="Avenir Next"/>
                 <w:color w:val="1A1A1A"/>
-                <w:sz w:val="20"/>
+                <w:sz w:val="22"/>
                 <w:szCs w:val="20"/>
               </w:rPr>
               <w:t xml:space="preserve">Leah says |−8.4| = −8.4 because the number inside the bars is negative. Is she right? Give the correct value.</w:t>
@@ -2297,7 +2301,7 @@
                 <w:rFonts w:ascii="Avenir Next" w:hAnsi="Avenir Next" w:cs="Avenir Next" w:eastAsia="Avenir Next"/>
                 <w:b/>
                 <w:color w:val="003A70"/>
-                <w:sz w:val="17"/>
+                <w:sz w:val="22"/>
                 <w:szCs w:val="17"/>
               </w:rPr>
               <w:t xml:space="preserve">Hint  </w:t>
@@ -2307,7 +2311,7 @@
                 <w:rFonts w:ascii="Avenir Next" w:hAnsi="Avenir Next" w:cs="Avenir Next" w:eastAsia="Avenir Next"/>
                 <w:i/>
                 <w:color w:val="5A5F66"/>
-                <w:sz w:val="17"/>
+                <w:sz w:val="22"/>
                 <w:szCs w:val="17"/>
               </w:rPr>
               <w:t xml:space="preserve">Can a distance be negative?</w:t>
@@ -2315,7 +2319,7 @@
           </w:p>
           <w:p>
             <w:pPr>
-              <w:spacing w:before="0" w:after="0" w:line="60" w:lineRule="auto"/>
+              <w:spacing w:before="0" w:after="0" w:line="50" w:lineRule="exact"/>
             </w:pPr>
           </w:p>
           <w:tbl>
@@ -2384,7 +2388,7 @@
                 <w:rFonts w:ascii="Avenir Next" w:hAnsi="Avenir Next" w:cs="Avenir Next" w:eastAsia="Avenir Next"/>
                 <w:b/>
                 <w:color w:val="1A1A1A"/>
-                <w:sz w:val="18"/>
+                <w:sz w:val="22"/>
                 <w:szCs w:val="18"/>
               </w:rPr>
               <w:t xml:space="preserve">|−8.4|</w:t>
@@ -2404,12 +2408,12 @@
     </w:tbl>
     <w:p>
       <w:pPr>
-        <w:spacing w:before="0" w:after="0" w:line="20" w:lineRule="exact"/>
+        <w:spacing w:before="0" w:after="0" w:line="50" w:lineRule="exact"/>
       </w:pPr>
     </w:p>
     <w:p>
       <w:pPr>
-        <w:spacing w:before="0" w:after="0" w:line="20" w:lineRule="exact"/>
+        <w:spacing w:before="0" w:after="0" w:line="50" w:lineRule="exact"/>
       </w:pPr>
     </w:p>
     <w:tbl>
@@ -2459,18 +2463,18 @@
                 <w:rFonts w:ascii="Avenir Next" w:hAnsi="Avenir Next" w:cs="Avenir Next" w:eastAsia="Avenir Next"/>
                 <w:b/>
                 <w:color w:val="1A1A1A"/>
+                <w:sz w:val="22"/>
+                <w:szCs w:val="20"/>
+              </w:rPr>
+              <w:t xml:space="preserve">8.</w:t>
+            </w:r>
+            <w:r>
+              <w:rPr>
+                <w:rFonts w:ascii="Avenir Next" w:hAnsi="Avenir Next" w:cs="Avenir Next" w:eastAsia="Avenir Next"/>
+                <w:color w:val="1A1A1A"/>
                 <w:sz w:val="20"/>
                 <w:szCs w:val="20"/>
               </w:rPr>
-              <w:t xml:space="preserve">8.</w:t>
-            </w:r>
-            <w:r>
-              <w:rPr>
-                <w:rFonts w:ascii="Avenir Next" w:hAnsi="Avenir Next" w:cs="Avenir Next" w:eastAsia="Avenir Next"/>
-                <w:color w:val="1A1A1A"/>
-                <w:sz w:val="20"/>
-                <w:szCs w:val="20"/>
-              </w:rPr>
               <w:tab/>
             </w:r>
             <w:r>
@@ -2478,7 +2482,7 @@
                 <w:rFonts w:ascii="Avenir Next" w:hAnsi="Avenir Next" w:cs="Avenir Next" w:eastAsia="Avenir Next"/>
                 <w:b/>
                 <w:color w:val="1A1A1A"/>
-                <w:sz w:val="20"/>
+                <w:sz w:val="22"/>
                 <w:szCs w:val="20"/>
               </w:rPr>
               <w:t xml:space="preserve">Bank Balances.  </w:t>
@@ -2487,7 +2491,7 @@
               <w:rPr>
                 <w:rFonts w:ascii="Avenir Next" w:hAnsi="Avenir Next" w:cs="Avenir Next" w:eastAsia="Avenir Next"/>
                 <w:color w:val="1A1A1A"/>
-                <w:sz w:val="20"/>
+                <w:sz w:val="22"/>
                 <w:szCs w:val="20"/>
               </w:rPr>
               <w:t xml:space="preserve">Three accounts read −95, 60, and −150 dollars.</w:t>
@@ -2507,25 +2511,25 @@
                 <w:rFonts w:ascii="Avenir Next" w:hAnsi="Avenir Next" w:cs="Avenir Next" w:eastAsia="Avenir Next"/>
                 <w:b/>
                 <w:color w:val="003A70"/>
+                <w:sz w:val="22"/>
+                <w:szCs w:val="20"/>
+              </w:rPr>
+              <w:t xml:space="preserve">a.</w:t>
+            </w:r>
+            <w:r>
+              <w:rPr>
+                <w:rFonts w:ascii="Avenir Next" w:hAnsi="Avenir Next" w:cs="Avenir Next" w:eastAsia="Avenir Next"/>
+                <w:color w:val="1A1A1A"/>
                 <w:sz w:val="20"/>
                 <w:szCs w:val="20"/>
               </w:rPr>
-              <w:t xml:space="preserve">a.</w:t>
-            </w:r>
-            <w:r>
-              <w:rPr>
-                <w:rFonts w:ascii="Avenir Next" w:hAnsi="Avenir Next" w:cs="Avenir Next" w:eastAsia="Avenir Next"/>
-                <w:color w:val="1A1A1A"/>
-                <w:sz w:val="20"/>
-                <w:szCs w:val="20"/>
-              </w:rPr>
               <w:tab/>
             </w:r>
             <w:r>
               <w:rPr>
                 <w:rFonts w:ascii="Avenir Next" w:hAnsi="Avenir Next" w:cs="Avenir Next" w:eastAsia="Avenir Next"/>
                 <w:color w:val="1A1A1A"/>
-                <w:sz w:val="20"/>
+                <w:sz w:val="22"/>
                 <w:szCs w:val="20"/>
               </w:rPr>
               <w:t xml:space="preserve">Find the absolute value of each balance.</w:t>
@@ -2564,25 +2568,25 @@
                 <w:rFonts w:ascii="Avenir Next" w:hAnsi="Avenir Next" w:cs="Avenir Next" w:eastAsia="Avenir Next"/>
                 <w:b/>
                 <w:color w:val="003A70"/>
+                <w:sz w:val="22"/>
+                <w:szCs w:val="20"/>
+              </w:rPr>
+              <w:t xml:space="preserve">b.</w:t>
+            </w:r>
+            <w:r>
+              <w:rPr>
+                <w:rFonts w:ascii="Avenir Next" w:hAnsi="Avenir Next" w:cs="Avenir Next" w:eastAsia="Avenir Next"/>
+                <w:color w:val="1A1A1A"/>
                 <w:sz w:val="20"/>
                 <w:szCs w:val="20"/>
               </w:rPr>
-              <w:t xml:space="preserve">b.</w:t>
-            </w:r>
-            <w:r>
-              <w:rPr>
-                <w:rFonts w:ascii="Avenir Next" w:hAnsi="Avenir Next" w:cs="Avenir Next" w:eastAsia="Avenir Next"/>
-                <w:color w:val="1A1A1A"/>
-                <w:sz w:val="20"/>
-                <w:szCs w:val="20"/>
-              </w:rPr>
               <w:tab/>
             </w:r>
             <w:r>
               <w:rPr>
                 <w:rFonts w:ascii="Avenir Next" w:hAnsi="Avenir Next" w:cs="Avenir Next" w:eastAsia="Avenir Next"/>
                 <w:color w:val="1A1A1A"/>
-                <w:sz w:val="20"/>
+                <w:sz w:val="22"/>
                 <w:szCs w:val="20"/>
               </w:rPr>
               <w:t xml:space="preserve">Which balance is farthest from 0?</w:t>
@@ -2621,10 +2625,28 @@
                 <w:rFonts w:ascii="Avenir Next" w:hAnsi="Avenir Next" w:cs="Avenir Next" w:eastAsia="Avenir Next"/>
                 <w:b/>
                 <w:color w:val="003A70"/>
+                <w:sz w:val="22"/>
+                <w:szCs w:val="20"/>
+              </w:rPr>
+              <w:t xml:space="preserve">c.</w:t>
+            </w:r>
+            <w:r>
+              <w:rPr>
+                <w:rFonts w:ascii="Avenir Next" w:hAnsi="Avenir Next" w:cs="Avenir Next" w:eastAsia="Avenir Next"/>
+                <w:color w:val="1A1A1A"/>
                 <w:sz w:val="20"/>
                 <w:szCs w:val="20"/>
               </w:rPr>
-              <w:t xml:space="preserve">c.</w:t>
+              <w:tab/>
+            </w:r>
+            <w:r>
+              <w:rPr>
+                <w:rFonts w:ascii="Avenir Next" w:hAnsi="Avenir Next" w:cs="Avenir Next" w:eastAsia="Avenir Next"/>
+                <w:color w:val="1A1A1A"/>
+                <w:sz w:val="22"/>
+                <w:szCs w:val="20"/>
+              </w:rPr>
+              <w:t xml:space="preserve">Which balance is greatest? Why is this a different question?</w:t>
             </w:r>
             <w:r>
               <w:rPr>
@@ -2633,7 +2655,7 @@
                 <w:sz w:val="20"/>
                 <w:szCs w:val="20"/>
               </w:rPr>
-              <w:tab/>
+              <w:t xml:space="preserve">  </w:t>
             </w:r>
             <w:r>
               <w:rPr>
@@ -2641,24 +2663,6 @@
                 <w:color w:val="1A1A1A"/>
                 <w:sz w:val="20"/>
                 <w:szCs w:val="20"/>
-              </w:rPr>
-              <w:t xml:space="preserve">Which balance is greatest? Why is this a different question?</w:t>
-            </w:r>
-            <w:r>
-              <w:rPr>
-                <w:rFonts w:ascii="Avenir Next" w:hAnsi="Avenir Next" w:cs="Avenir Next" w:eastAsia="Avenir Next"/>
-                <w:color w:val="1A1A1A"/>
-                <w:sz w:val="20"/>
-                <w:szCs w:val="20"/>
-              </w:rPr>
-              <w:t xml:space="preserve">  </w:t>
-            </w:r>
-            <w:r>
-              <w:rPr>
-                <w:rFonts w:ascii="Avenir Next" w:hAnsi="Avenir Next" w:cs="Avenir Next" w:eastAsia="Avenir Next"/>
-                <w:color w:val="1A1A1A"/>
-                <w:sz w:val="20"/>
-                <w:szCs w:val="20"/>
                 <w:u w:val="single"/>
               </w:rPr>
               <w:t xml:space="preserve">                      </w:t>
@@ -2666,7 +2670,7 @@
           </w:p>
           <w:p>
             <w:pPr>
-              <w:spacing w:before="0" w:after="0" w:line="60" w:lineRule="auto"/>
+              <w:spacing w:before="0" w:after="0" w:line="50" w:lineRule="exact"/>
             </w:pPr>
           </w:p>
           <w:tbl>
@@ -2724,7 +2728,7 @@
           </w:tbl>
           <w:p>
             <w:pPr>
-              <w:spacing w:before="0" w:after="0" w:line="24" w:lineRule="auto"/>
+              <w:spacing w:before="0" w:after="0" w:line="50" w:lineRule="exact"/>
             </w:pPr>
           </w:p>
         </w:tc>
@@ -2732,11 +2736,12 @@
     </w:tbl>
     <w:p>
       <w:pPr>
-        <w:spacing w:before="0" w:after="0" w:line="20" w:lineRule="exact"/>
+        <w:spacing w:before="0" w:after="0" w:line="50" w:lineRule="exact"/>
       </w:pPr>
     </w:p>
     <w:p>
       <w:pPr>
+        <w:pStyle w:val="Heading2"/>
         <w:keepNext/>
         <w:pBdr>
           <w:bottom w:val="single" w:sz="8" w:space="3" w:color="003A70"/>
@@ -2752,7 +2757,7 @@
           <w:b/>
           <w:color w:val="003A70"/>
           <w:spacing w:val="14"/>
-          <w:sz w:val="19"/>
+          <w:sz w:val="22"/>
           <w:szCs w:val="19"/>
         </w:rPr>
         <w:t xml:space="preserve">FIND THE ERROR</w:t>
@@ -2771,7 +2776,7 @@
           <w:rFonts w:ascii="Avenir Next" w:hAnsi="Avenir Next" w:cs="Avenir Next" w:eastAsia="Avenir Next"/>
           <w:i/>
           <w:color w:val="5A5F66"/>
-          <w:sz w:val="17"/>
+          <w:sz w:val="22"/>
           <w:szCs w:val="17"/>
         </w:rPr>
         <w:t xml:space="preserve">explain the mistake, then fix it</w:t>
@@ -2779,7 +2784,7 @@
     </w:p>
     <w:p>
       <w:pPr>
-        <w:spacing w:before="0" w:after="0" w:line="20" w:lineRule="exact"/>
+        <w:spacing w:before="0" w:after="0" w:line="50" w:lineRule="exact"/>
       </w:pPr>
     </w:p>
     <w:tbl>
@@ -2829,18 +2834,18 @@
                 <w:rFonts w:ascii="Avenir Next" w:hAnsi="Avenir Next" w:cs="Avenir Next" w:eastAsia="Avenir Next"/>
                 <w:b/>
                 <w:color w:val="1A1A1A"/>
+                <w:sz w:val="22"/>
+                <w:szCs w:val="20"/>
+              </w:rPr>
+              <w:t xml:space="preserve">9.</w:t>
+            </w:r>
+            <w:r>
+              <w:rPr>
+                <w:rFonts w:ascii="Avenir Next" w:hAnsi="Avenir Next" w:cs="Avenir Next" w:eastAsia="Avenir Next"/>
+                <w:color w:val="1A1A1A"/>
                 <w:sz w:val="20"/>
                 <w:szCs w:val="20"/>
               </w:rPr>
-              <w:t xml:space="preserve">9.</w:t>
-            </w:r>
-            <w:r>
-              <w:rPr>
-                <w:rFonts w:ascii="Avenir Next" w:hAnsi="Avenir Next" w:cs="Avenir Next" w:eastAsia="Avenir Next"/>
-                <w:color w:val="1A1A1A"/>
-                <w:sz w:val="20"/>
-                <w:szCs w:val="20"/>
-              </w:rPr>
               <w:tab/>
             </w:r>
             <w:r>
@@ -2848,7 +2853,7 @@
                 <w:rFonts w:ascii="Avenir Next" w:hAnsi="Avenir Next" w:cs="Avenir Next" w:eastAsia="Avenir Next"/>
                 <w:b/>
                 <w:color w:val="1A1A1A"/>
-                <w:sz w:val="20"/>
+                <w:sz w:val="22"/>
                 <w:szCs w:val="20"/>
               </w:rPr>
               <w:t xml:space="preserve">Tessa’s Work.  </w:t>
@@ -2857,7 +2862,7 @@
               <w:rPr>
                 <w:rFonts w:ascii="Avenir Next" w:hAnsi="Avenir Next" w:cs="Avenir Next" w:eastAsia="Avenir Next"/>
                 <w:color w:val="1A1A1A"/>
-                <w:sz w:val="20"/>
+                <w:sz w:val="22"/>
                 <w:szCs w:val="20"/>
               </w:rPr>
               <w:t xml:space="preserve">Tessa said −6 is closer to 0 than 4: “The negative number is smaller, so it must be closer to zero.” Explain her mistake. Then say which number is closer to 0.</w:t>
@@ -2903,7 +2908,7 @@
                 </w:tcPr>
                 <w:p>
                   <w:pPr>
-                    <w:spacing w:before="0" w:after="0" w:line="240" w:lineRule="auto"/>
+                    <w:spacing w:before="0" w:after="0" w:line="50" w:lineRule="exact"/>
                   </w:pPr>
                 </w:p>
               </w:tc>
@@ -2923,7 +2928,7 @@
                 </w:tcPr>
                 <w:p>
                   <w:pPr>
-                    <w:spacing w:before="0" w:after="0" w:line="240" w:lineRule="auto"/>
+                    <w:spacing w:before="0" w:after="0" w:line="50" w:lineRule="exact"/>
                   </w:pPr>
                 </w:p>
               </w:tc>
@@ -2931,7 +2936,7 @@
           </w:tbl>
           <w:p>
             <w:pPr>
-              <w:spacing w:before="0" w:after="0" w:line="24" w:lineRule="auto"/>
+              <w:spacing w:before="0" w:after="0" w:line="50" w:lineRule="exact"/>
             </w:pPr>
           </w:p>
         </w:tc>
@@ -2939,11 +2944,12 @@
     </w:tbl>
     <w:p>
       <w:pPr>
-        <w:spacing w:before="0" w:after="0" w:line="20" w:lineRule="exact"/>
+        <w:spacing w:before="0" w:after="0" w:line="50" w:lineRule="exact"/>
       </w:pPr>
     </w:p>
     <w:p>
       <w:pPr>
+        <w:pStyle w:val="Heading2"/>
         <w:keepNext/>
         <w:pBdr>
           <w:bottom w:val="single" w:sz="8" w:space="3" w:color="003A70"/>
@@ -2959,7 +2965,7 @@
           <w:b/>
           <w:color w:val="003A70"/>
           <w:spacing w:val="14"/>
-          <w:sz w:val="19"/>
+          <w:sz w:val="22"/>
           <w:szCs w:val="19"/>
         </w:rPr>
         <w:t xml:space="preserve">TEST PRACTICE</w:t>
@@ -2978,7 +2984,7 @@
           <w:rFonts w:ascii="Avenir Next" w:hAnsi="Avenir Next" w:cs="Avenir Next" w:eastAsia="Avenir Next"/>
           <w:i/>
           <w:color w:val="5A5F66"/>
-          <w:sz w:val="17"/>
+          <w:sz w:val="22"/>
           <w:szCs w:val="17"/>
         </w:rPr>
         <w:t xml:space="preserve">choose the best answer</w:t>
@@ -2986,7 +2992,7 @@
     </w:p>
     <w:p>
       <w:pPr>
-        <w:spacing w:before="0" w:after="0" w:line="20" w:lineRule="exact"/>
+        <w:spacing w:before="0" w:after="0" w:line="50" w:lineRule="exact"/>
       </w:pPr>
     </w:p>
     <w:tbl>
@@ -3036,25 +3042,25 @@
                 <w:rFonts w:ascii="Avenir Next" w:hAnsi="Avenir Next" w:cs="Avenir Next" w:eastAsia="Avenir Next"/>
                 <w:b/>
                 <w:color w:val="1A1A1A"/>
+                <w:sz w:val="22"/>
+                <w:szCs w:val="20"/>
+              </w:rPr>
+              <w:t xml:space="preserve">10.</w:t>
+            </w:r>
+            <w:r>
+              <w:rPr>
+                <w:rFonts w:ascii="Avenir Next" w:hAnsi="Avenir Next" w:cs="Avenir Next" w:eastAsia="Avenir Next"/>
+                <w:color w:val="1A1A1A"/>
                 <w:sz w:val="20"/>
                 <w:szCs w:val="20"/>
               </w:rPr>
-              <w:t xml:space="preserve">10.</w:t>
-            </w:r>
-            <w:r>
-              <w:rPr>
-                <w:rFonts w:ascii="Avenir Next" w:hAnsi="Avenir Next" w:cs="Avenir Next" w:eastAsia="Avenir Next"/>
-                <w:color w:val="1A1A1A"/>
-                <w:sz w:val="20"/>
-                <w:szCs w:val="20"/>
-              </w:rPr>
               <w:tab/>
             </w:r>
             <w:r>
               <w:rPr>
                 <w:rFonts w:ascii="Avenir Next" w:hAnsi="Avenir Next" w:cs="Avenir Next" w:eastAsia="Avenir Next"/>
                 <w:color w:val="1A1A1A"/>
-                <w:sz w:val="20"/>
+                <w:sz w:val="22"/>
                 <w:szCs w:val="20"/>
               </w:rPr>
               <w:t xml:space="preserve">|8.5| equals —</w:t>
@@ -3110,7 +3116,7 @@
                       <w:rFonts w:ascii="Avenir Next" w:hAnsi="Avenir Next" w:cs="Avenir Next" w:eastAsia="Avenir Next"/>
                       <w:b/>
                       <w:color w:val="003A70"/>
-                      <w:sz w:val="19"/>
+                      <w:sz w:val="22"/>
                       <w:szCs w:val="19"/>
                     </w:rPr>
                     <w:t xml:space="preserve">A</w:t>
@@ -3128,7 +3134,7 @@
                     <w:rPr>
                       <w:rFonts w:ascii="Avenir Next" w:hAnsi="Avenir Next" w:cs="Avenir Next" w:eastAsia="Avenir Next"/>
                       <w:color w:val="1A1A1A"/>
-                      <w:sz w:val="19"/>
+                      <w:sz w:val="22"/>
                       <w:szCs w:val="19"/>
                     </w:rPr>
                     <w:t xml:space="preserve">−8.5</w:t>
@@ -3153,7 +3159,7 @@
                       <w:rFonts w:ascii="Avenir Next" w:hAnsi="Avenir Next" w:cs="Avenir Next" w:eastAsia="Avenir Next"/>
                       <w:b/>
                       <w:color w:val="003A70"/>
-                      <w:sz w:val="19"/>
+                      <w:sz w:val="22"/>
                       <w:szCs w:val="19"/>
                     </w:rPr>
                     <w:t xml:space="preserve">B</w:t>
@@ -3171,7 +3177,7 @@
                     <w:rPr>
                       <w:rFonts w:ascii="Avenir Next" w:hAnsi="Avenir Next" w:cs="Avenir Next" w:eastAsia="Avenir Next"/>
                       <w:color w:val="1A1A1A"/>
-                      <w:sz w:val="19"/>
+                      <w:sz w:val="22"/>
                       <w:szCs w:val="19"/>
                     </w:rPr>
                     <w:t xml:space="preserve">8.5</w:t>
@@ -3196,7 +3202,7 @@
                       <w:rFonts w:ascii="Avenir Next" w:hAnsi="Avenir Next" w:cs="Avenir Next" w:eastAsia="Avenir Next"/>
                       <w:b/>
                       <w:color w:val="003A70"/>
-                      <w:sz w:val="19"/>
+                      <w:sz w:val="22"/>
                       <w:szCs w:val="19"/>
                     </w:rPr>
                     <w:t xml:space="preserve">C</w:t>
@@ -3214,7 +3220,7 @@
                     <w:rPr>
                       <w:rFonts w:ascii="Avenir Next" w:hAnsi="Avenir Next" w:cs="Avenir Next" w:eastAsia="Avenir Next"/>
                       <w:color w:val="1A1A1A"/>
-                      <w:sz w:val="19"/>
+                      <w:sz w:val="22"/>
                       <w:szCs w:val="19"/>
                     </w:rPr>
                     <w:t xml:space="preserve">0</w:t>
@@ -3239,7 +3245,7 @@
                       <w:rFonts w:ascii="Avenir Next" w:hAnsi="Avenir Next" w:cs="Avenir Next" w:eastAsia="Avenir Next"/>
                       <w:b/>
                       <w:color w:val="003A70"/>
-                      <w:sz w:val="19"/>
+                      <w:sz w:val="22"/>
                       <w:szCs w:val="19"/>
                     </w:rPr>
                     <w:t xml:space="preserve">D</w:t>
@@ -3257,7 +3263,7 @@
                     <w:rPr>
                       <w:rFonts w:ascii="Avenir Next" w:hAnsi="Avenir Next" w:cs="Avenir Next" w:eastAsia="Avenir Next"/>
                       <w:color w:val="1A1A1A"/>
-                      <w:sz w:val="19"/>
+                      <w:sz w:val="22"/>
                       <w:szCs w:val="19"/>
                     </w:rPr>
                     <w:t xml:space="preserve">85</w:t>
@@ -3268,7 +3274,7 @@
           </w:tbl>
           <w:p>
             <w:pPr>
-              <w:spacing w:before="0" w:after="0" w:line="24" w:lineRule="auto"/>
+              <w:spacing w:before="0" w:after="0" w:line="50" w:lineRule="exact"/>
             </w:pPr>
           </w:p>
         </w:tc>
@@ -3276,12 +3282,12 @@
     </w:tbl>
     <w:p>
       <w:pPr>
-        <w:spacing w:before="0" w:after="0" w:line="20" w:lineRule="exact"/>
+        <w:spacing w:before="0" w:after="0" w:line="50" w:lineRule="exact"/>
       </w:pPr>
     </w:p>
     <w:p>
       <w:pPr>
-        <w:spacing w:before="0" w:after="0" w:line="20" w:lineRule="exact"/>
+        <w:spacing w:before="0" w:after="0" w:line="50" w:lineRule="exact"/>
       </w:pPr>
     </w:p>
     <w:tbl>
@@ -3331,25 +3337,25 @@
                 <w:rFonts w:ascii="Avenir Next" w:hAnsi="Avenir Next" w:cs="Avenir Next" w:eastAsia="Avenir Next"/>
                 <w:b/>
                 <w:color w:val="1A1A1A"/>
+                <w:sz w:val="22"/>
+                <w:szCs w:val="20"/>
+              </w:rPr>
+              <w:t xml:space="preserve">11.</w:t>
+            </w:r>
+            <w:r>
+              <w:rPr>
+                <w:rFonts w:ascii="Avenir Next" w:hAnsi="Avenir Next" w:cs="Avenir Next" w:eastAsia="Avenir Next"/>
+                <w:color w:val="1A1A1A"/>
                 <w:sz w:val="20"/>
                 <w:szCs w:val="20"/>
               </w:rPr>
-              <w:t xml:space="preserve">11.</w:t>
-            </w:r>
-            <w:r>
-              <w:rPr>
-                <w:rFonts w:ascii="Avenir Next" w:hAnsi="Avenir Next" w:cs="Avenir Next" w:eastAsia="Avenir Next"/>
-                <w:color w:val="1A1A1A"/>
-                <w:sz w:val="20"/>
-                <w:szCs w:val="20"/>
-              </w:rPr>
               <w:tab/>
             </w:r>
             <w:r>
               <w:rPr>
                 <w:rFonts w:ascii="Avenir Next" w:hAnsi="Avenir Next" w:cs="Avenir Next" w:eastAsia="Avenir Next"/>
                 <w:color w:val="1A1A1A"/>
-                <w:sz w:val="20"/>
+                <w:sz w:val="22"/>
                 <w:szCs w:val="20"/>
               </w:rPr>
               <w:t xml:space="preserve">Which number is closest to 0?</w:t>
@@ -3405,7 +3411,7 @@
                       <w:rFonts w:ascii="Avenir Next" w:hAnsi="Avenir Next" w:cs="Avenir Next" w:eastAsia="Avenir Next"/>
                       <w:b/>
                       <w:color w:val="003A70"/>
-                      <w:sz w:val="19"/>
+                      <w:sz w:val="22"/>
                       <w:szCs w:val="19"/>
                     </w:rPr>
                     <w:t xml:space="preserve">A</w:t>
@@ -3423,7 +3429,7 @@
                     <w:rPr>
                       <w:rFonts w:ascii="Avenir Next" w:hAnsi="Avenir Next" w:cs="Avenir Next" w:eastAsia="Avenir Next"/>
                       <w:color w:val="1A1A1A"/>
-                      <w:sz w:val="19"/>
+                      <w:sz w:val="22"/>
                       <w:szCs w:val="19"/>
                     </w:rPr>
                     <w:t xml:space="preserve">−8</w:t>
@@ -3448,7 +3454,7 @@
                       <w:rFonts w:ascii="Avenir Next" w:hAnsi="Avenir Next" w:cs="Avenir Next" w:eastAsia="Avenir Next"/>
                       <w:b/>
                       <w:color w:val="003A70"/>
-                      <w:sz w:val="19"/>
+                      <w:sz w:val="22"/>
                       <w:szCs w:val="19"/>
                     </w:rPr>
                     <w:t xml:space="preserve">B</w:t>
@@ -3466,7 +3472,7 @@
                     <w:rPr>
                       <w:rFonts w:ascii="Avenir Next" w:hAnsi="Avenir Next" w:cs="Avenir Next" w:eastAsia="Avenir Next"/>
                       <w:color w:val="1A1A1A"/>
-                      <w:sz w:val="19"/>
+                      <w:sz w:val="22"/>
                       <w:szCs w:val="19"/>
                     </w:rPr>
                     <w:t xml:space="preserve">6</w:t>
@@ -3491,7 +3497,7 @@
                       <w:rFonts w:ascii="Avenir Next" w:hAnsi="Avenir Next" w:cs="Avenir Next" w:eastAsia="Avenir Next"/>
                       <w:b/>
                       <w:color w:val="003A70"/>
-                      <w:sz w:val="19"/>
+                      <w:sz w:val="22"/>
                       <w:szCs w:val="19"/>
                     </w:rPr>
                     <w:t xml:space="preserve">C</w:t>
@@ -3509,7 +3515,7 @@
                     <w:rPr>
                       <w:rFonts w:ascii="Avenir Next" w:hAnsi="Avenir Next" w:cs="Avenir Next" w:eastAsia="Avenir Next"/>
                       <w:color w:val="1A1A1A"/>
-                      <w:sz w:val="19"/>
+                      <w:sz w:val="22"/>
                       <w:szCs w:val="19"/>
                     </w:rPr>
                     <w:t xml:space="preserve">−2</w:t>
@@ -3534,7 +3540,7 @@
                       <w:rFonts w:ascii="Avenir Next" w:hAnsi="Avenir Next" w:cs="Avenir Next" w:eastAsia="Avenir Next"/>
                       <w:b/>
                       <w:color w:val="003A70"/>
-                      <w:sz w:val="19"/>
+                      <w:sz w:val="22"/>
                       <w:szCs w:val="19"/>
                     </w:rPr>
                     <w:t xml:space="preserve">D</w:t>
@@ -3552,7 +3558,7 @@
                     <w:rPr>
                       <w:rFonts w:ascii="Avenir Next" w:hAnsi="Avenir Next" w:cs="Avenir Next" w:eastAsia="Avenir Next"/>
                       <w:color w:val="1A1A1A"/>
-                      <w:sz w:val="19"/>
+                      <w:sz w:val="22"/>
                       <w:szCs w:val="19"/>
                     </w:rPr>
                     <w:t xml:space="preserve">4</w:t>
@@ -3563,7 +3569,7 @@
           </w:tbl>
           <w:p>
             <w:pPr>
-              <w:spacing w:before="0" w:after="0" w:line="24" w:lineRule="auto"/>
+              <w:spacing w:before="0" w:after="0" w:line="50" w:lineRule="exact"/>
             </w:pPr>
           </w:p>
         </w:tc>
@@ -3571,11 +3577,12 @@
     </w:tbl>
     <w:p>
       <w:pPr>
-        <w:spacing w:before="0" w:after="0" w:line="20" w:lineRule="exact"/>
+        <w:spacing w:before="0" w:after="0" w:line="50" w:lineRule="exact"/>
       </w:pPr>
     </w:p>
     <w:p>
       <w:pPr>
+        <w:pStyle w:val="Heading2"/>
         <w:keepNext/>
         <w:pBdr>
           <w:bottom w:val="single" w:sz="8" w:space="3" w:color="003A70"/>
@@ -3591,7 +3598,7 @@
           <w:b/>
           <w:color w:val="003A70"/>
           <w:spacing w:val="14"/>
-          <w:sz w:val="19"/>
+          <w:sz w:val="22"/>
           <w:szCs w:val="19"/>
         </w:rPr>
         <w:t xml:space="preserve">SELF-CHECK CODE</w:t>
@@ -3610,7 +3617,7 @@
           <w:rFonts w:ascii="Avenir Next" w:hAnsi="Avenir Next" w:cs="Avenir Next" w:eastAsia="Avenir Next"/>
           <w:i/>
           <w:color w:val="5A5F66"/>
-          <w:sz w:val="17"/>
+          <w:sz w:val="22"/>
           <w:szCs w:val="17"/>
         </w:rPr>
         <w:t xml:space="preserve">find your answer · copy its letter into that problem’s box · spell a math word</w:t>
@@ -3669,7 +3676,7 @@
                 <w:rFonts w:ascii="Avenir Next" w:hAnsi="Avenir Next" w:cs="Avenir Next" w:eastAsia="Avenir Next"/>
                 <w:b/>
                 <w:color w:val="1A1A1A"/>
-                <w:sz w:val="18"/>
+                <w:sz w:val="22"/>
                 <w:szCs w:val="18"/>
               </w:rPr>
               <w:t xml:space="preserve">−9</w:t>
@@ -3685,7 +3692,7 @@
                 <w:rFonts w:ascii="Avenir Next" w:hAnsi="Avenir Next" w:cs="Avenir Next" w:eastAsia="Avenir Next"/>
                 <w:b/>
                 <w:color w:val="003A70"/>
-                <w:sz w:val="18"/>
+                <w:sz w:val="22"/>
                 <w:szCs w:val="18"/>
               </w:rPr>
               <w:t xml:space="preserve">X</w:t>
@@ -3708,7 +3715,7 @@
                 <w:rFonts w:ascii="Avenir Next" w:hAnsi="Avenir Next" w:cs="Avenir Next" w:eastAsia="Avenir Next"/>
                 <w:b/>
                 <w:color w:val="1A1A1A"/>
-                <w:sz w:val="18"/>
+                <w:sz w:val="22"/>
                 <w:szCs w:val="18"/>
               </w:rPr>
               <w:t xml:space="preserve">31</w:t>
@@ -3724,7 +3731,7 @@
                 <w:rFonts w:ascii="Avenir Next" w:hAnsi="Avenir Next" w:cs="Avenir Next" w:eastAsia="Avenir Next"/>
                 <w:b/>
                 <w:color w:val="003A70"/>
-                <w:sz w:val="18"/>
+                <w:sz w:val="22"/>
                 <w:szCs w:val="18"/>
               </w:rPr>
               <w:t xml:space="preserve">R</w:t>
@@ -3747,7 +3754,7 @@
                 <w:rFonts w:ascii="Avenir Next" w:hAnsi="Avenir Next" w:cs="Avenir Next" w:eastAsia="Avenir Next"/>
                 <w:b/>
                 <w:color w:val="1A1A1A"/>
-                <w:sz w:val="18"/>
+                <w:sz w:val="22"/>
                 <w:szCs w:val="18"/>
               </w:rPr>
               <w:t xml:space="preserve">−150</w:t>
@@ -3763,7 +3770,7 @@
                 <w:rFonts w:ascii="Avenir Next" w:hAnsi="Avenir Next" w:cs="Avenir Next" w:eastAsia="Avenir Next"/>
                 <w:b/>
                 <w:color w:val="003A70"/>
-                <w:sz w:val="18"/>
+                <w:sz w:val="22"/>
                 <w:szCs w:val="18"/>
               </w:rPr>
               <w:t xml:space="preserve">A</w:t>
@@ -3786,7 +3793,7 @@
                 <w:rFonts w:ascii="Avenir Next" w:hAnsi="Avenir Next" w:cs="Avenir Next" w:eastAsia="Avenir Next"/>
                 <w:b/>
                 <w:color w:val="1A1A1A"/>
-                <w:sz w:val="18"/>
+                <w:sz w:val="22"/>
                 <w:szCs w:val="18"/>
               </w:rPr>
               <w:t xml:space="preserve">−95</w:t>
@@ -3802,7 +3809,7 @@
                 <w:rFonts w:ascii="Avenir Next" w:hAnsi="Avenir Next" w:cs="Avenir Next" w:eastAsia="Avenir Next"/>
                 <w:b/>
                 <w:color w:val="003A70"/>
-                <w:sz w:val="18"/>
+                <w:sz w:val="22"/>
                 <w:szCs w:val="18"/>
               </w:rPr>
               <w:t xml:space="preserve">Z</w:t>
@@ -3825,7 +3832,7 @@
                 <w:rFonts w:ascii="Avenir Next" w:hAnsi="Avenir Next" w:cs="Avenir Next" w:eastAsia="Avenir Next"/>
                 <w:b/>
                 <w:color w:val="1A1A1A"/>
-                <w:sz w:val="18"/>
+                <w:sz w:val="22"/>
                 <w:szCs w:val="18"/>
               </w:rPr>
               <w:t xml:space="preserve">19</w:t>
@@ -3841,7 +3848,7 @@
                 <w:rFonts w:ascii="Avenir Next" w:hAnsi="Avenir Next" w:cs="Avenir Next" w:eastAsia="Avenir Next"/>
                 <w:b/>
                 <w:color w:val="003A70"/>
-                <w:sz w:val="18"/>
+                <w:sz w:val="22"/>
                 <w:szCs w:val="18"/>
               </w:rPr>
               <w:t xml:space="preserve">N</w:t>
@@ -3864,7 +3871,7 @@
                 <w:rFonts w:ascii="Avenir Next" w:hAnsi="Avenir Next" w:cs="Avenir Next" w:eastAsia="Avenir Next"/>
                 <w:b/>
                 <w:color w:val="1A1A1A"/>
-                <w:sz w:val="18"/>
+                <w:sz w:val="22"/>
                 <w:szCs w:val="18"/>
               </w:rPr>
               <w:t xml:space="preserve">60</w:t>
@@ -3880,7 +3887,7 @@
                 <w:rFonts w:ascii="Avenir Next" w:hAnsi="Avenir Next" w:cs="Avenir Next" w:eastAsia="Avenir Next"/>
                 <w:b/>
                 <w:color w:val="003A70"/>
-                <w:sz w:val="18"/>
+                <w:sz w:val="22"/>
                 <w:szCs w:val="18"/>
               </w:rPr>
               <w:t xml:space="preserve">L</w:t>
@@ -3903,7 +3910,7 @@
                 <w:rFonts w:ascii="Avenir Next" w:hAnsi="Avenir Next" w:cs="Avenir Next" w:eastAsia="Avenir Next"/>
                 <w:b/>
                 <w:color w:val="1A1A1A"/>
-                <w:sz w:val="18"/>
+                <w:sz w:val="22"/>
                 <w:szCs w:val="18"/>
               </w:rPr>
               <w:t xml:space="preserve">−27</w:t>
@@ -3919,7 +3926,7 @@
                 <w:rFonts w:ascii="Avenir Next" w:hAnsi="Avenir Next" w:cs="Avenir Next" w:eastAsia="Avenir Next"/>
                 <w:b/>
                 <w:color w:val="003A70"/>
-                <w:sz w:val="18"/>
+                <w:sz w:val="22"/>
                 <w:szCs w:val="18"/>
               </w:rPr>
               <w:t xml:space="preserve">Q</w:t>
@@ -3942,7 +3949,7 @@
                 <w:rFonts w:ascii="Avenir Next" w:hAnsi="Avenir Next" w:cs="Avenir Next" w:eastAsia="Avenir Next"/>
                 <w:b/>
                 <w:color w:val="1A1A1A"/>
-                <w:sz w:val="18"/>
+                <w:sz w:val="22"/>
                 <w:szCs w:val="18"/>
               </w:rPr>
               <w:t xml:space="preserve">18</w:t>
@@ -3958,7 +3965,7 @@
                 <w:rFonts w:ascii="Avenir Next" w:hAnsi="Avenir Next" w:cs="Avenir Next" w:eastAsia="Avenir Next"/>
                 <w:b/>
                 <w:color w:val="003A70"/>
-                <w:sz w:val="18"/>
+                <w:sz w:val="22"/>
                 <w:szCs w:val="18"/>
               </w:rPr>
               <w:t xml:space="preserve">U</w:t>
@@ -3981,7 +3988,7 @@
                 <w:rFonts w:ascii="Avenir Next" w:hAnsi="Avenir Next" w:cs="Avenir Next" w:eastAsia="Avenir Next"/>
                 <w:b/>
                 <w:color w:val="1A1A1A"/>
-                <w:sz w:val="18"/>
+                <w:sz w:val="22"/>
                 <w:szCs w:val="18"/>
               </w:rPr>
               <w:t xml:space="preserve">9</w:t>
@@ -3997,7 +4004,7 @@
                 <w:rFonts w:ascii="Avenir Next" w:hAnsi="Avenir Next" w:cs="Avenir Next" w:eastAsia="Avenir Next"/>
                 <w:b/>
                 <w:color w:val="003A70"/>
-                <w:sz w:val="18"/>
+                <w:sz w:val="22"/>
                 <w:szCs w:val="18"/>
               </w:rPr>
               <w:t xml:space="preserve">E</w:t>
@@ -4020,7 +4027,7 @@
                 <w:rFonts w:ascii="Avenir Next" w:hAnsi="Avenir Next" w:cs="Avenir Next" w:eastAsia="Avenir Next"/>
                 <w:b/>
                 <w:color w:val="1A1A1A"/>
-                <w:sz w:val="18"/>
+                <w:sz w:val="22"/>
                 <w:szCs w:val="18"/>
               </w:rPr>
               <w:t xml:space="preserve">6.5</w:t>
@@ -4036,7 +4043,7 @@
                 <w:rFonts w:ascii="Avenir Next" w:hAnsi="Avenir Next" w:cs="Avenir Next" w:eastAsia="Avenir Next"/>
                 <w:b/>
                 <w:color w:val="003A70"/>
-                <w:sz w:val="18"/>
+                <w:sz w:val="22"/>
                 <w:szCs w:val="18"/>
               </w:rPr>
               <w:t xml:space="preserve">M</w:t>
@@ -4047,7 +4054,7 @@
     </w:tbl>
     <w:p>
       <w:pPr>
-        <w:spacing w:before="0" w:after="0" w:line="60" w:lineRule="auto"/>
+        <w:spacing w:before="0" w:after="0" w:line="50" w:lineRule="exact"/>
       </w:pPr>
     </w:p>
     <w:tbl>
@@ -4236,7 +4243,7 @@
     </w:tbl>
     <w:p>
       <w:pPr>
-        <w:spacing w:before="0" w:after="0" w:line="40" w:lineRule="auto"/>
+        <w:spacing w:before="0" w:after="0" w:line="50" w:lineRule="exact"/>
       </w:pPr>
     </w:p>
     <w:tbl>
@@ -4278,6 +4285,7 @@
           </w:tcPr>
           <w:p>
             <w:pPr>
+              <w:pStyle w:val="Heading2"/>
               <w:spacing w:before="0" w:after="0" w:line="240" w:lineRule="auto"/>
             </w:pPr>
             <w:r>
@@ -4315,7 +4323,7 @@
               <w:rPr>
                 <w:rFonts w:ascii="Avenir Next" w:hAnsi="Avenir Next" w:cs="Avenir Next" w:eastAsia="Avenir Next"/>
                 <w:color w:val="1A1A1A"/>
-                <w:sz w:val="17"/>
+                <w:sz w:val="22"/>
                 <w:szCs w:val="17"/>
               </w:rPr>
               <w:t xml:space="preserve">  I can do this on my own</w:t>
@@ -4344,7 +4352,7 @@
               <w:rPr>
                 <w:rFonts w:ascii="Avenir Next" w:hAnsi="Avenir Next" w:cs="Avenir Next" w:eastAsia="Avenir Next"/>
                 <w:color w:val="1A1A1A"/>
-                <w:sz w:val="17"/>
+                <w:sz w:val="22"/>
                 <w:szCs w:val="17"/>
               </w:rPr>
               <w:t xml:space="preserve">  I need a little help</w:t>
@@ -4373,7 +4381,7 @@
               <w:rPr>
                 <w:rFonts w:ascii="Avenir Next" w:hAnsi="Avenir Next" w:cs="Avenir Next" w:eastAsia="Avenir Next"/>
                 <w:color w:val="1A1A1A"/>
-                <w:sz w:val="17"/>
+                <w:sz w:val="22"/>
                 <w:szCs w:val="17"/>
               </w:rPr>
               <w:t xml:space="preserve">  I have a question about #</w:t>
@@ -4394,7 +4402,7 @@
     </w:tbl>
     <w:p>
       <w:pPr>
-        <w:spacing w:before="0" w:after="0" w:line="20" w:lineRule="exact"/>
+        <w:spacing w:before="0" w:after="0" w:line="50" w:lineRule="exact"/>
       </w:pPr>
     </w:p>
     <w:sectPr>
@@ -4480,7 +4488,106 @@
               <w:sz w:val="15"/>
               <w:szCs w:val="15"/>
             </w:rPr>
-            <w:t xml:space="preserve">Lesson 7-3  ·  Session 1  ·  Practice Form B</w:t>
+            <w:t xml:space="preserve">7-3 · Page </w:t>
+          </w:r>
+          <w:r>
+            <w:rPr>
+              <w:rFonts w:ascii="Avenir Next" w:hAnsi="Avenir Next" w:cs="Avenir Next" w:eastAsia="Avenir Next"/>
+              <w:color w:val="5A5F66"/>
+              <w:sz w:val="15"/>
+              <w:szCs w:val="15"/>
+            </w:rPr>
+            <w:fldChar w:fldCharType="begin"/>
+          </w:r>
+          <w:r>
+            <w:rPr>
+              <w:rFonts w:ascii="Avenir Next" w:hAnsi="Avenir Next" w:cs="Avenir Next" w:eastAsia="Avenir Next"/>
+              <w:color w:val="5A5F66"/>
+              <w:sz w:val="15"/>
+              <w:szCs w:val="15"/>
+            </w:rPr>
+            <w:instrText xml:space="preserve"> PAGE </w:instrText>
+          </w:r>
+          <w:r>
+            <w:rPr>
+              <w:rFonts w:ascii="Avenir Next" w:hAnsi="Avenir Next" w:cs="Avenir Next" w:eastAsia="Avenir Next"/>
+              <w:color w:val="5A5F66"/>
+              <w:sz w:val="15"/>
+              <w:szCs w:val="15"/>
+            </w:rPr>
+            <w:fldChar w:fldCharType="separate"/>
+          </w:r>
+          <w:r>
+            <w:rPr>
+              <w:rFonts w:ascii="Avenir Next" w:hAnsi="Avenir Next" w:cs="Avenir Next" w:eastAsia="Avenir Next"/>
+              <w:color w:val="5A5F66"/>
+              <w:sz w:val="15"/>
+              <w:szCs w:val="15"/>
+            </w:rPr>
+            <w:t xml:space="preserve">1</w:t>
+          </w:r>
+          <w:r>
+            <w:rPr>
+              <w:rFonts w:ascii="Avenir Next" w:hAnsi="Avenir Next" w:cs="Avenir Next" w:eastAsia="Avenir Next"/>
+              <w:color w:val="5A5F66"/>
+              <w:sz w:val="15"/>
+              <w:szCs w:val="15"/>
+            </w:rPr>
+            <w:fldChar w:fldCharType="end"/>
+          </w:r>
+          <w:r>
+            <w:rPr>
+              <w:rFonts w:ascii="Avenir Next" w:hAnsi="Avenir Next" w:cs="Avenir Next" w:eastAsia="Avenir Next"/>
+              <w:color w:val="5A5F66"/>
+              <w:sz w:val="15"/>
+              <w:szCs w:val="15"/>
+            </w:rPr>
+            <w:t xml:space="preserve"> of </w:t>
+          </w:r>
+          <w:r>
+            <w:rPr>
+              <w:rFonts w:ascii="Avenir Next" w:hAnsi="Avenir Next" w:cs="Avenir Next" w:eastAsia="Avenir Next"/>
+              <w:color w:val="5A5F66"/>
+              <w:sz w:val="15"/>
+              <w:szCs w:val="15"/>
+            </w:rPr>
+            <w:fldChar w:fldCharType="begin"/>
+          </w:r>
+          <w:r>
+            <w:rPr>
+              <w:rFonts w:ascii="Avenir Next" w:hAnsi="Avenir Next" w:cs="Avenir Next" w:eastAsia="Avenir Next"/>
+              <w:color w:val="5A5F66"/>
+              <w:sz w:val="15"/>
+              <w:szCs w:val="15"/>
+            </w:rPr>
+            <w:instrText xml:space="preserve"> NUMPAGES </w:instrText>
+          </w:r>
+          <w:r>
+            <w:rPr>
+              <w:rFonts w:ascii="Avenir Next" w:hAnsi="Avenir Next" w:cs="Avenir Next" w:eastAsia="Avenir Next"/>
+              <w:color w:val="5A5F66"/>
+              <w:sz w:val="15"/>
+              <w:szCs w:val="15"/>
+            </w:rPr>
+            <w:fldChar w:fldCharType="separate"/>
+          </w:r>
+          <w:r>
+            <w:rPr>
+              <w:rFonts w:ascii="Avenir Next" w:hAnsi="Avenir Next" w:cs="Avenir Next" w:eastAsia="Avenir Next"/>
+              <w:color w:val="5A5F66"/>
+              <w:sz w:val="15"/>
+              <w:szCs w:val="15"/>
+            </w:rPr>
+            <w:t xml:space="preserve">1</w:t>
+          </w:r>
+          <w:r>
+            <w:rPr>
+              <w:rFonts w:ascii="Avenir Next" w:hAnsi="Avenir Next" w:cs="Avenir Next" w:eastAsia="Avenir Next"/>
+              <w:color w:val="5A5F66"/>
+              <w:sz w:val="15"/>
+              <w:szCs w:val="15"/>
+            </w:rPr>
+            <w:fldChar w:fldCharType="end"/>
           </w:r>
         </w:p>
       </w:tc>
@@ -4523,5 +4630,23 @@
       </w:tblCellMar>
     </w:tblPr>
   </w:style>
+  <w:style w:type="paragraph" w:styleId="Heading1">
+    <w:name w:val="heading 1"/>
+    <w:basedOn w:val="Normal"/>
+    <w:pPr>
+      <w:outlineLvl w:val="0"/>
+      <w:keepNext w:val="0"/>
+      <w:keepLines w:val="0"/>
+    </w:pPr>
+  </w:style>
+  <w:style w:type="paragraph" w:styleId="Heading2">
+    <w:name w:val="heading 2"/>
+    <w:basedOn w:val="Normal"/>
+    <w:pPr>
+      <w:outlineLvl w:val="1"/>
+      <w:keepNext w:val="0"/>
+      <w:keepLines w:val="0"/>
+    </w:pPr>
+  </w:style>
 </w:styles>
 </file>